--- a/Buoi8_Nhom7_Bai_1.docx
+++ b/Buoi8_Nhom7_Bai_1.docx
@@ -36101,18 +36101,31 @@
         </w:rPr>
         <w:t xml:space="preserve">Đường link nhóm Zalo: </w:t>
       </w:r>
-      <w:hyperlink r:id="rId20" w:history="1">
-        <w:r>
-          <w:rPr>
-            <w:rStyle w:val="Hyperlink"/>
-            <w:rFonts w:ascii="Times New Roman" w:hAnsi="Times New Roman" w:cs="Times New Roman"/>
-            <w:sz w:val="32"/>
-            <w:szCs w:val="32"/>
-            <w:lang w:val="nl-NL"/>
-          </w:rPr>
-          <w:t>https://zalo.me/g/nxxticu0ceffkxcel4la</w:t>
-        </w:r>
-      </w:hyperlink>
+      <w:r>
+        <w:fldChar w:fldCharType="begin"/>
+      </w:r>
+      <w:r>
+        <w:rPr>
+          <w:lang w:val="nl-NL"/>
+        </w:rPr>
+        <w:instrText>HYPERLINK "https://zalo.me/g/nxxticu0ceffkxcel4la"</w:instrText>
+      </w:r>
+      <w:r>
+        <w:fldChar w:fldCharType="separate"/>
+      </w:r>
+      <w:r>
+        <w:rPr>
+          <w:rStyle w:val="Hyperlink"/>
+          <w:rFonts w:ascii="Times New Roman" w:hAnsi="Times New Roman" w:cs="Times New Roman"/>
+          <w:sz w:val="32"/>
+          <w:szCs w:val="32"/>
+          <w:lang w:val="nl-NL"/>
+        </w:rPr>
+        <w:t>https://zalo.me/g/nxxticu0ceffkxcel4la</w:t>
+      </w:r>
+      <w:r>
+        <w:fldChar w:fldCharType="end"/>
+      </w:r>
     </w:p>
     <w:p>
       <w:pPr>
@@ -36141,6 +36154,128 @@
                 <pic:pic xmlns:pic="http://schemas.openxmlformats.org/drawingml/2006/picture">
                   <pic:nvPicPr>
                     <pic:cNvPr id="0" name="Picture 15"/>
+                    <pic:cNvPicPr>
+                      <a:picLocks noChangeAspect="1" noChangeArrowheads="1"/>
+                    </pic:cNvPicPr>
+                  </pic:nvPicPr>
+                  <pic:blipFill>
+                    <a:blip r:embed="rId20" cstate="print">
+                      <a:extLst>
+                        <a:ext uri="{28A0092B-C50C-407E-A947-70E740481C1C}">
+                          <a14:useLocalDpi xmlns:a14="http://schemas.microsoft.com/office/drawing/2010/main" val="0"/>
+                        </a:ext>
+                      </a:extLst>
+                    </a:blip>
+                    <a:srcRect/>
+                    <a:stretch>
+                      <a:fillRect/>
+                    </a:stretch>
+                  </pic:blipFill>
+                  <pic:spPr bwMode="auto">
+                    <a:xfrm>
+                      <a:off x="0" y="0"/>
+                      <a:ext cx="5943600" cy="3343275"/>
+                    </a:xfrm>
+                    <a:prstGeom prst="rect">
+                      <a:avLst/>
+                    </a:prstGeom>
+                    <a:noFill/>
+                    <a:ln>
+                      <a:noFill/>
+                    </a:ln>
+                  </pic:spPr>
+                </pic:pic>
+              </a:graphicData>
+            </a:graphic>
+          </wp:inline>
+        </w:drawing>
+      </w:r>
+    </w:p>
+    <w:p>
+      <w:pPr>
+        <w:rPr>
+          <w:rFonts w:ascii="Times New Roman" w:hAnsi="Times New Roman" w:cs="Times New Roman"/>
+          <w:sz w:val="28"/>
+          <w:szCs w:val="28"/>
+          <w:lang w:val="nl-NL"/>
+        </w:rPr>
+      </w:pPr>
+      <w:r>
+        <w:rPr>
+          <w:rFonts w:ascii="Times New Roman" w:hAnsi="Times New Roman" w:cs="Times New Roman"/>
+          <w:sz w:val="28"/>
+          <w:szCs w:val="28"/>
+          <w:lang w:val="nl-NL"/>
+        </w:rPr>
+        <w:t xml:space="preserve">Ảnh: </w:t>
+      </w:r>
+      <w:r>
+        <w:rPr>
+          <w:rFonts w:ascii="Times New Roman" w:hAnsi="Times New Roman" w:cs="Times New Roman"/>
+          <w:sz w:val="28"/>
+          <w:szCs w:val="28"/>
+          <w:lang w:val="nl-NL"/>
+        </w:rPr>
+        <w:t xml:space="preserve">Bật công tắc </w:t>
+      </w:r>
+      <w:r>
+        <w:rPr>
+          <w:rFonts w:ascii="Times New Roman" w:hAnsi="Times New Roman" w:cs="Times New Roman"/>
+          <w:b/>
+          <w:bCs/>
+          <w:sz w:val="28"/>
+          <w:szCs w:val="28"/>
+          <w:lang w:val="nl-NL"/>
+        </w:rPr>
+        <w:t>Cho phép dùng link tham gia nhóm</w:t>
+      </w:r>
+      <w:r>
+        <w:rPr>
+          <w:rFonts w:ascii="Times New Roman" w:hAnsi="Times New Roman" w:cs="Times New Roman"/>
+          <w:sz w:val="28"/>
+          <w:szCs w:val="28"/>
+          <w:lang w:val="nl-NL"/>
+        </w:rPr>
+        <w:t xml:space="preserve"> và sao chép liên kết nhóm.</w:t>
+      </w:r>
+    </w:p>
+    <w:p>
+      <w:pPr>
+        <w:rPr>
+          <w:rFonts w:ascii="Times New Roman" w:hAnsi="Times New Roman" w:cs="Times New Roman"/>
+          <w:sz w:val="32"/>
+          <w:szCs w:val="32"/>
+          <w:lang w:val="nl-NL"/>
+        </w:rPr>
+      </w:pPr>
+    </w:p>
+    <w:p>
+      <w:pPr>
+        <w:rPr>
+          <w:rFonts w:ascii="Times New Roman" w:hAnsi="Times New Roman" w:cs="Times New Roman"/>
+          <w:sz w:val="32"/>
+          <w:szCs w:val="32"/>
+          <w:lang w:val="nl-NL"/>
+        </w:rPr>
+      </w:pPr>
+      <w:r>
+        <w:rPr>
+          <w:noProof/>
+        </w:rPr>
+        <w:lastRenderedPageBreak/>
+        <w:drawing>
+          <wp:inline distT="0" distB="0" distL="0" distR="0" wp14:anchorId="4211DCCD" wp14:editId="425070E6">
+            <wp:extent cx="5943600" cy="3343275"/>
+            <wp:effectExtent l="0" t="0" r="0" b="9525"/>
+            <wp:docPr id="1010636783" name="Picture 6"/>
+            <wp:cNvGraphicFramePr>
+              <a:graphicFrameLocks xmlns:a="http://schemas.openxmlformats.org/drawingml/2006/main" noChangeAspect="1"/>
+            </wp:cNvGraphicFramePr>
+            <a:graphic xmlns:a="http://schemas.openxmlformats.org/drawingml/2006/main">
+              <a:graphicData uri="http://schemas.openxmlformats.org/drawingml/2006/picture">
+                <pic:pic xmlns:pic="http://schemas.openxmlformats.org/drawingml/2006/picture">
+                  <pic:nvPicPr>
+                    <pic:cNvPr id="0" name="Picture 11"/>
                     <pic:cNvPicPr>
                       <a:picLocks noChangeAspect="1" noChangeArrowheads="1"/>
                     </pic:cNvPicPr>
@@ -36177,11 +36312,60 @@
           </wp:inline>
         </w:drawing>
       </w:r>
+      <w:r>
+        <w:rPr>
+          <w:rFonts w:ascii="Times New Roman" w:hAnsi="Times New Roman" w:cs="Times New Roman"/>
+          <w:sz w:val="28"/>
+          <w:szCs w:val="28"/>
+          <w:lang w:val="nl-NL"/>
+        </w:rPr>
+        <w:t>Ảnh</w:t>
+      </w:r>
+      <w:r>
+        <w:rPr>
+          <w:rFonts w:ascii="Times New Roman" w:hAnsi="Times New Roman" w:cs="Times New Roman"/>
+          <w:sz w:val="28"/>
+          <w:szCs w:val="28"/>
+          <w:lang w:val="nl-NL"/>
+        </w:rPr>
+        <w:t>:</w:t>
+      </w:r>
+      <w:r>
+        <w:rPr>
+          <w:rFonts w:ascii="Times New Roman" w:hAnsi="Times New Roman" w:cs="Times New Roman"/>
+          <w:sz w:val="28"/>
+          <w:szCs w:val="28"/>
+          <w:lang w:val="nl-NL"/>
+        </w:rPr>
+        <w:t xml:space="preserve"> Màn hình Cài đặt nhóm Zalo hiển thị ô </w:t>
+      </w:r>
+      <w:r>
+        <w:rPr>
+          <w:rFonts w:ascii="Times New Roman" w:hAnsi="Times New Roman" w:cs="Times New Roman"/>
+          <w:b/>
+          <w:bCs/>
+          <w:sz w:val="28"/>
+          <w:szCs w:val="28"/>
+          <w:lang w:val="nl-NL"/>
+        </w:rPr>
+        <w:t>"Gửi tin nhắn"</w:t>
+      </w:r>
+      <w:r>
+        <w:rPr>
+          <w:rFonts w:ascii="Times New Roman" w:hAnsi="Times New Roman" w:cs="Times New Roman"/>
+          <w:sz w:val="28"/>
+          <w:szCs w:val="28"/>
+          <w:lang w:val="nl-NL"/>
+        </w:rPr>
+        <w:t xml:space="preserve"> đã bỏ chọn và link mời nhóm.</w:t>
+      </w:r>
     </w:p>
     <w:p>
       <w:pPr>
         <w:rPr>
           <w:rFonts w:ascii="Times New Roman" w:hAnsi="Times New Roman" w:cs="Times New Roman"/>
+          <w:b/>
+          <w:bCs/>
           <w:sz w:val="28"/>
           <w:szCs w:val="28"/>
           <w:lang w:val="nl-NL"/>
@@ -36190,58 +36374,484 @@
       <w:r>
         <w:rPr>
           <w:rFonts w:ascii="Times New Roman" w:hAnsi="Times New Roman" w:cs="Times New Roman"/>
+          <w:b/>
+          <w:bCs/>
           <w:sz w:val="28"/>
           <w:szCs w:val="28"/>
           <w:lang w:val="nl-NL"/>
         </w:rPr>
-        <w:t xml:space="preserve">Ảnh: </w:t>
-      </w:r>
-      <w:r>
-        <w:rPr>
-          <w:rFonts w:ascii="Times New Roman" w:hAnsi="Times New Roman" w:cs="Times New Roman"/>
-          <w:sz w:val="28"/>
-          <w:szCs w:val="28"/>
-          <w:lang w:val="nl-NL"/>
-        </w:rPr>
-        <w:t xml:space="preserve">Bật công tắc </w:t>
-      </w:r>
-      <w:r>
-        <w:rPr>
-          <w:rFonts w:ascii="Times New Roman" w:hAnsi="Times New Roman" w:cs="Times New Roman"/>
-          <w:b/>
-          <w:bCs/>
-          <w:sz w:val="28"/>
-          <w:szCs w:val="28"/>
-          <w:lang w:val="nl-NL"/>
-        </w:rPr>
-        <w:t>Cho phép dùng link tham gia nhóm</w:t>
-      </w:r>
-      <w:r>
-        <w:rPr>
-          <w:rFonts w:ascii="Times New Roman" w:hAnsi="Times New Roman" w:cs="Times New Roman"/>
-          <w:sz w:val="28"/>
-          <w:szCs w:val="28"/>
-          <w:lang w:val="nl-NL"/>
-        </w:rPr>
-        <w:t xml:space="preserve"> và sao chép liên kết nhóm.</w:t>
+        <w:t>b) Tạo Fanpage Facebook và phân quyền quản trị:</w:t>
       </w:r>
     </w:p>
     <w:p>
       <w:pPr>
         <w:rPr>
           <w:rFonts w:ascii="Times New Roman" w:hAnsi="Times New Roman" w:cs="Times New Roman"/>
-          <w:sz w:val="32"/>
-          <w:szCs w:val="32"/>
+          <w:sz w:val="28"/>
+          <w:szCs w:val="28"/>
           <w:lang w:val="nl-NL"/>
         </w:rPr>
       </w:pPr>
+      <w:r>
+        <w:rPr>
+          <w:rFonts w:ascii="Times New Roman" w:hAnsi="Times New Roman" w:cs="Times New Roman"/>
+          <w:b/>
+          <w:bCs/>
+          <w:sz w:val="28"/>
+          <w:szCs w:val="28"/>
+          <w:lang w:val="nl-NL"/>
+        </w:rPr>
+        <w:t xml:space="preserve">Bước 1: </w:t>
+      </w:r>
+      <w:r>
+        <w:rPr>
+          <w:rFonts w:ascii="Times New Roman" w:hAnsi="Times New Roman" w:cs="Times New Roman"/>
+          <w:sz w:val="28"/>
+          <w:szCs w:val="28"/>
+          <w:lang w:val="nl-NL"/>
+        </w:rPr>
+        <w:t>Truy cập Facebook cá nhân</w:t>
+      </w:r>
+      <w:r>
+        <w:rPr>
+          <w:rFonts w:ascii="Times New Roman" w:hAnsi="Times New Roman" w:cs="Times New Roman"/>
+          <w:sz w:val="28"/>
+          <w:szCs w:val="28"/>
+          <w:lang w:val="nl-NL"/>
+        </w:rPr>
+        <w:t>,</w:t>
+      </w:r>
+      <w:r>
+        <w:rPr>
+          <w:rFonts w:ascii="Times New Roman" w:hAnsi="Times New Roman" w:cs="Times New Roman"/>
+          <w:sz w:val="28"/>
+          <w:szCs w:val="28"/>
+          <w:lang w:val="nl-NL"/>
+        </w:rPr>
+        <w:t xml:space="preserve"> </w:t>
+      </w:r>
+      <w:r>
+        <w:rPr>
+          <w:rFonts w:ascii="Times New Roman" w:hAnsi="Times New Roman" w:cs="Times New Roman"/>
+          <w:sz w:val="28"/>
+          <w:szCs w:val="28"/>
+          <w:lang w:val="nl-NL"/>
+        </w:rPr>
+        <w:t>c</w:t>
+      </w:r>
+      <w:r>
+        <w:rPr>
+          <w:rFonts w:ascii="Times New Roman" w:hAnsi="Times New Roman" w:cs="Times New Roman"/>
+          <w:sz w:val="28"/>
+          <w:szCs w:val="28"/>
+          <w:lang w:val="nl-NL"/>
+        </w:rPr>
+        <w:t xml:space="preserve">họn mục </w:t>
+      </w:r>
+      <w:r>
+        <w:rPr>
+          <w:rFonts w:ascii="Times New Roman" w:hAnsi="Times New Roman" w:cs="Times New Roman"/>
+          <w:b/>
+          <w:bCs/>
+          <w:sz w:val="28"/>
+          <w:szCs w:val="28"/>
+          <w:lang w:val="nl-NL"/>
+        </w:rPr>
+        <w:t>Trang (Pages)</w:t>
+      </w:r>
+      <w:r>
+        <w:rPr>
+          <w:rFonts w:ascii="Times New Roman" w:hAnsi="Times New Roman" w:cs="Times New Roman"/>
+          <w:sz w:val="28"/>
+          <w:szCs w:val="28"/>
+          <w:lang w:val="nl-NL"/>
+        </w:rPr>
+        <w:t xml:space="preserve"> </w:t>
+      </w:r>
+      <w:r>
+        <w:rPr>
+          <w:rFonts w:ascii="Times New Roman" w:hAnsi="Times New Roman" w:cs="Times New Roman"/>
+          <w:sz w:val="28"/>
+          <w:szCs w:val="28"/>
+          <w:lang w:val="nl-NL"/>
+        </w:rPr>
+        <w:t>và</w:t>
+      </w:r>
+      <w:r>
+        <w:rPr>
+          <w:rFonts w:ascii="Times New Roman" w:hAnsi="Times New Roman" w:cs="Times New Roman"/>
+          <w:sz w:val="28"/>
+          <w:szCs w:val="28"/>
+          <w:lang w:val="nl-NL"/>
+        </w:rPr>
+        <w:t xml:space="preserve"> </w:t>
+      </w:r>
+      <w:r>
+        <w:rPr>
+          <w:rFonts w:ascii="Times New Roman" w:hAnsi="Times New Roman" w:cs="Times New Roman"/>
+          <w:sz w:val="28"/>
+          <w:szCs w:val="28"/>
+          <w:lang w:val="nl-NL"/>
+        </w:rPr>
+        <w:t>b</w:t>
+      </w:r>
+      <w:r>
+        <w:rPr>
+          <w:rFonts w:ascii="Times New Roman" w:hAnsi="Times New Roman" w:cs="Times New Roman"/>
+          <w:sz w:val="28"/>
+          <w:szCs w:val="28"/>
+          <w:lang w:val="nl-NL"/>
+        </w:rPr>
+        <w:t xml:space="preserve">ấm </w:t>
+      </w:r>
+      <w:r>
+        <w:rPr>
+          <w:rFonts w:ascii="Times New Roman" w:hAnsi="Times New Roman" w:cs="Times New Roman"/>
+          <w:b/>
+          <w:bCs/>
+          <w:sz w:val="28"/>
+          <w:szCs w:val="28"/>
+          <w:lang w:val="nl-NL"/>
+        </w:rPr>
+        <w:t>Tạo trang mới.</w:t>
+      </w:r>
     </w:p>
     <w:p>
       <w:pPr>
         <w:rPr>
           <w:rFonts w:ascii="Times New Roman" w:hAnsi="Times New Roman" w:cs="Times New Roman"/>
-          <w:sz w:val="32"/>
-          <w:szCs w:val="32"/>
+          <w:sz w:val="28"/>
+          <w:szCs w:val="28"/>
+          <w:lang w:val="nl-NL"/>
+        </w:rPr>
+      </w:pPr>
+      <w:r>
+        <w:rPr>
+          <w:rFonts w:ascii="Times New Roman" w:hAnsi="Times New Roman" w:cs="Times New Roman"/>
+          <w:b/>
+          <w:bCs/>
+          <w:sz w:val="28"/>
+          <w:szCs w:val="28"/>
+          <w:lang w:val="nl-NL"/>
+        </w:rPr>
+        <w:t>Bước 2:</w:t>
+      </w:r>
+      <w:r>
+        <w:rPr>
+          <w:rFonts w:ascii="Times New Roman" w:hAnsi="Times New Roman" w:cs="Times New Roman"/>
+          <w:sz w:val="28"/>
+          <w:szCs w:val="28"/>
+          <w:lang w:val="nl-NL"/>
+        </w:rPr>
+        <w:t xml:space="preserve"> Đặt tên trang: Nhóm thực hành mạng K52, chọn hạng mục </w:t>
+      </w:r>
+      <w:r>
+        <w:rPr>
+          <w:rFonts w:ascii="Times New Roman" w:hAnsi="Times New Roman" w:cs="Times New Roman"/>
+          <w:b/>
+          <w:bCs/>
+          <w:sz w:val="28"/>
+          <w:szCs w:val="28"/>
+          <w:lang w:val="nl-NL"/>
+        </w:rPr>
+        <w:t>Giáo dục</w:t>
+      </w:r>
+      <w:r>
+        <w:rPr>
+          <w:rFonts w:ascii="Times New Roman" w:hAnsi="Times New Roman" w:cs="Times New Roman"/>
+          <w:sz w:val="28"/>
+          <w:szCs w:val="28"/>
+          <w:lang w:val="nl-NL"/>
+        </w:rPr>
+        <w:t xml:space="preserve"> và tạo trang.</w:t>
+      </w:r>
+    </w:p>
+    <w:p>
+      <w:pPr>
+        <w:rPr>
+          <w:rFonts w:ascii="Times New Roman" w:hAnsi="Times New Roman" w:cs="Times New Roman"/>
+          <w:b/>
+          <w:bCs/>
+          <w:sz w:val="28"/>
+          <w:szCs w:val="28"/>
+          <w:lang w:val="nl-NL"/>
+        </w:rPr>
+      </w:pPr>
+      <w:r>
+        <w:rPr>
+          <w:rFonts w:ascii="Times New Roman" w:hAnsi="Times New Roman" w:cs="Times New Roman"/>
+          <w:b/>
+          <w:bCs/>
+          <w:sz w:val="28"/>
+          <w:szCs w:val="28"/>
+          <w:lang w:val="nl-NL"/>
+        </w:rPr>
+        <w:t>Bước 3:</w:t>
+      </w:r>
+      <w:r>
+        <w:rPr>
+          <w:rFonts w:ascii="Times New Roman" w:hAnsi="Times New Roman" w:cs="Times New Roman"/>
+          <w:sz w:val="28"/>
+          <w:szCs w:val="28"/>
+          <w:lang w:val="nl-NL"/>
+        </w:rPr>
+        <w:t xml:space="preserve"> Vào mục </w:t>
+      </w:r>
+      <w:r>
+        <w:rPr>
+          <w:rFonts w:ascii="Times New Roman" w:hAnsi="Times New Roman" w:cs="Times New Roman"/>
+          <w:b/>
+          <w:bCs/>
+          <w:sz w:val="28"/>
+          <w:szCs w:val="28"/>
+          <w:lang w:val="nl-NL"/>
+        </w:rPr>
+        <w:t>Cài đặt &amp; quyền riêng tư</w:t>
+      </w:r>
+      <w:r>
+        <w:rPr>
+          <w:rFonts w:ascii="Times New Roman" w:hAnsi="Times New Roman" w:cs="Times New Roman"/>
+          <w:sz w:val="28"/>
+          <w:szCs w:val="28"/>
+          <w:lang w:val="nl-NL"/>
+        </w:rPr>
+        <w:t xml:space="preserve"> </w:t>
+      </w:r>
+      <w:r>
+        <w:rPr>
+          <w:rFonts w:ascii="Times New Roman" w:hAnsi="Times New Roman" w:cs="Times New Roman"/>
+          <w:i/>
+          <w:iCs/>
+          <w:sz w:val="28"/>
+          <w:szCs w:val="28"/>
+          <w:lang w:val="nl-NL"/>
+        </w:rPr>
+        <w:t>nhấn</w:t>
+      </w:r>
+      <w:r>
+        <w:rPr>
+          <w:rFonts w:ascii="Times New Roman" w:hAnsi="Times New Roman" w:cs="Times New Roman"/>
+          <w:sz w:val="28"/>
+          <w:szCs w:val="28"/>
+          <w:lang w:val="nl-NL"/>
+        </w:rPr>
+        <w:t xml:space="preserve"> </w:t>
+      </w:r>
+      <w:r>
+        <w:rPr>
+          <w:rFonts w:ascii="Times New Roman" w:hAnsi="Times New Roman" w:cs="Times New Roman"/>
+          <w:b/>
+          <w:bCs/>
+          <w:sz w:val="28"/>
+          <w:szCs w:val="28"/>
+          <w:lang w:val="nl-NL"/>
+        </w:rPr>
+        <w:t>t</w:t>
+      </w:r>
+      <w:r>
+        <w:rPr>
+          <w:rFonts w:ascii="Times New Roman" w:hAnsi="Times New Roman" w:cs="Times New Roman"/>
+          <w:b/>
+          <w:bCs/>
+          <w:sz w:val="28"/>
+          <w:szCs w:val="28"/>
+          <w:lang w:val="nl-NL"/>
+        </w:rPr>
+        <w:t>rải nghiệm Trang mới</w:t>
+      </w:r>
+      <w:r>
+        <w:rPr>
+          <w:rFonts w:ascii="Times New Roman" w:hAnsi="Times New Roman" w:cs="Times New Roman"/>
+          <w:b/>
+          <w:bCs/>
+          <w:sz w:val="28"/>
+          <w:szCs w:val="28"/>
+          <w:lang w:val="nl-NL"/>
+        </w:rPr>
+        <w:t xml:space="preserve"> </w:t>
+      </w:r>
+      <w:r>
+        <w:rPr>
+          <w:rFonts w:ascii="Times New Roman" w:hAnsi="Times New Roman" w:cs="Times New Roman"/>
+          <w:i/>
+          <w:iCs/>
+          <w:sz w:val="28"/>
+          <w:szCs w:val="28"/>
+          <w:lang w:val="nl-NL"/>
+        </w:rPr>
+        <w:t xml:space="preserve">nhấn </w:t>
+      </w:r>
+      <w:r>
+        <w:rPr>
+          <w:rFonts w:ascii="Times New Roman" w:hAnsi="Times New Roman" w:cs="Times New Roman"/>
+          <w:b/>
+          <w:bCs/>
+          <w:sz w:val="28"/>
+          <w:szCs w:val="28"/>
+          <w:lang w:val="nl-NL"/>
+        </w:rPr>
+        <w:t>quyền truy cập Trang (Page Access).</w:t>
+      </w:r>
+    </w:p>
+    <w:p>
+      <w:pPr>
+        <w:rPr>
+          <w:rFonts w:ascii="Times New Roman" w:hAnsi="Times New Roman" w:cs="Times New Roman"/>
+          <w:sz w:val="28"/>
+          <w:szCs w:val="28"/>
+          <w:lang w:val="nl-NL"/>
+        </w:rPr>
+      </w:pPr>
+      <w:r>
+        <w:rPr>
+          <w:rFonts w:ascii="Times New Roman" w:hAnsi="Times New Roman" w:cs="Times New Roman"/>
+          <w:b/>
+          <w:bCs/>
+          <w:sz w:val="28"/>
+          <w:szCs w:val="28"/>
+          <w:lang w:val="nl-NL"/>
+        </w:rPr>
+        <w:t>Bước 4:</w:t>
+      </w:r>
+      <w:r>
+        <w:rPr>
+          <w:rFonts w:ascii="Times New Roman" w:hAnsi="Times New Roman" w:cs="Times New Roman"/>
+          <w:sz w:val="28"/>
+          <w:szCs w:val="28"/>
+          <w:lang w:val="nl-NL"/>
+        </w:rPr>
+        <w:t xml:space="preserve"> Tại mục </w:t>
+      </w:r>
+      <w:r>
+        <w:rPr>
+          <w:rFonts w:ascii="Times New Roman" w:hAnsi="Times New Roman" w:cs="Times New Roman"/>
+          <w:b/>
+          <w:bCs/>
+          <w:sz w:val="28"/>
+          <w:szCs w:val="28"/>
+          <w:lang w:val="nl-NL"/>
+        </w:rPr>
+        <w:t>Người có quyền truy cập trên Facebook</w:t>
+      </w:r>
+      <w:r>
+        <w:rPr>
+          <w:rFonts w:ascii="Times New Roman" w:hAnsi="Times New Roman" w:cs="Times New Roman"/>
+          <w:sz w:val="28"/>
+          <w:szCs w:val="28"/>
+          <w:lang w:val="nl-NL"/>
+        </w:rPr>
+        <w:t xml:space="preserve">, bấm </w:t>
+      </w:r>
+      <w:r>
+        <w:rPr>
+          <w:rFonts w:ascii="Times New Roman" w:hAnsi="Times New Roman" w:cs="Times New Roman"/>
+          <w:b/>
+          <w:bCs/>
+          <w:sz w:val="28"/>
+          <w:szCs w:val="28"/>
+          <w:lang w:val="nl-NL"/>
+        </w:rPr>
+        <w:t>Thêm mới</w:t>
+      </w:r>
+      <w:r>
+        <w:rPr>
+          <w:rFonts w:ascii="Times New Roman" w:hAnsi="Times New Roman" w:cs="Times New Roman"/>
+          <w:sz w:val="28"/>
+          <w:szCs w:val="28"/>
+          <w:lang w:val="nl-NL"/>
+        </w:rPr>
+        <w:t xml:space="preserve"> và phân quyền quản trị cho bạn trong nhóm.</w:t>
+      </w:r>
+    </w:p>
+    <w:p>
+      <w:pPr>
+        <w:rPr>
+          <w:rFonts w:ascii="Times New Roman" w:hAnsi="Times New Roman" w:cs="Times New Roman"/>
+          <w:b/>
+          <w:bCs/>
+          <w:sz w:val="28"/>
+          <w:szCs w:val="28"/>
+          <w:lang w:val="nl-NL"/>
+        </w:rPr>
+      </w:pPr>
+      <w:r>
+        <w:rPr>
+          <w:rFonts w:ascii="Times New Roman" w:hAnsi="Times New Roman" w:cs="Times New Roman"/>
+          <w:b/>
+          <w:bCs/>
+          <w:sz w:val="28"/>
+          <w:szCs w:val="28"/>
+          <w:lang w:val="nl-NL"/>
+        </w:rPr>
+        <w:t xml:space="preserve">Link nộp bài </w:t>
+      </w:r>
+      <w:r>
+        <w:rPr>
+          <w:rFonts w:ascii="Times New Roman" w:hAnsi="Times New Roman" w:cs="Times New Roman"/>
+          <w:b/>
+          <w:bCs/>
+          <w:sz w:val="28"/>
+          <w:szCs w:val="28"/>
+          <w:lang w:val="nl-NL"/>
+        </w:rPr>
+        <w:t>F</w:t>
+      </w:r>
+      <w:r>
+        <w:rPr>
+          <w:rFonts w:ascii="Times New Roman" w:hAnsi="Times New Roman" w:cs="Times New Roman"/>
+          <w:b/>
+          <w:bCs/>
+          <w:sz w:val="28"/>
+          <w:szCs w:val="28"/>
+          <w:lang w:val="nl-NL"/>
+        </w:rPr>
+        <w:t>anp</w:t>
+      </w:r>
+      <w:r>
+        <w:rPr>
+          <w:rFonts w:ascii="Times New Roman" w:hAnsi="Times New Roman" w:cs="Times New Roman"/>
+          <w:b/>
+          <w:bCs/>
+          <w:sz w:val="28"/>
+          <w:szCs w:val="28"/>
+          <w:lang w:val="nl-NL"/>
+        </w:rPr>
+        <w:t>age</w:t>
+      </w:r>
+      <w:r>
+        <w:rPr>
+          <w:rFonts w:ascii="Times New Roman" w:hAnsi="Times New Roman" w:cs="Times New Roman"/>
+          <w:b/>
+          <w:bCs/>
+          <w:sz w:val="28"/>
+          <w:szCs w:val="28"/>
+          <w:lang w:val="nl-NL"/>
+        </w:rPr>
+        <w:t xml:space="preserve">: </w:t>
+      </w:r>
+      <w:hyperlink r:id="rId22" w:history="1">
+        <w:r>
+          <w:rPr>
+            <w:rStyle w:val="Hyperlink"/>
+            <w:rFonts w:ascii="Times New Roman" w:hAnsi="Times New Roman" w:cs="Times New Roman"/>
+            <w:b/>
+            <w:bCs/>
+            <w:sz w:val="28"/>
+            <w:szCs w:val="28"/>
+            <w:lang w:val="nl-NL"/>
+          </w:rPr>
+          <w:t>https://www.facebook.com/profile.php?id=61595098478244</w:t>
+        </w:r>
+      </w:hyperlink>
+    </w:p>
+    <w:p>
+      <w:pPr>
+        <w:rPr>
+          <w:rFonts w:ascii="Times New Roman" w:hAnsi="Times New Roman" w:cs="Times New Roman"/>
+          <w:b/>
+          <w:bCs/>
+          <w:sz w:val="28"/>
+          <w:szCs w:val="28"/>
           <w:lang w:val="nl-NL"/>
         </w:rPr>
       </w:pPr>
@@ -36251,10 +36861,10 @@
         </w:rPr>
         <w:lastRenderedPageBreak/>
         <w:drawing>
-          <wp:inline distT="0" distB="0" distL="0" distR="0" wp14:anchorId="4211DCCD" wp14:editId="425070E6">
+          <wp:inline distT="0" distB="0" distL="0" distR="0" wp14:anchorId="23080BE3" wp14:editId="06BCBF43">
             <wp:extent cx="5943600" cy="3343275"/>
             <wp:effectExtent l="0" t="0" r="0" b="9525"/>
-            <wp:docPr id="1010636783" name="Picture 6"/>
+            <wp:docPr id="1868900741" name="Picture 9"/>
             <wp:cNvGraphicFramePr>
               <a:graphicFrameLocks xmlns:a="http://schemas.openxmlformats.org/drawingml/2006/main" noChangeAspect="1"/>
             </wp:cNvGraphicFramePr>
@@ -36262,13 +36872,13 @@
               <a:graphicData uri="http://schemas.openxmlformats.org/drawingml/2006/picture">
                 <pic:pic xmlns:pic="http://schemas.openxmlformats.org/drawingml/2006/picture">
                   <pic:nvPicPr>
-                    <pic:cNvPr id="0" name="Picture 11"/>
+                    <pic:cNvPr id="0" name="Picture 17"/>
                     <pic:cNvPicPr>
                       <a:picLocks noChangeAspect="1" noChangeArrowheads="1"/>
                     </pic:cNvPicPr>
                   </pic:nvPicPr>
                   <pic:blipFill>
-                    <a:blip r:embed="rId22" cstate="print">
+                    <a:blip r:embed="rId23" cstate="print">
                       <a:extLst>
                         <a:ext uri="{28A0092B-C50C-407E-A947-70E740481C1C}">
                           <a14:useLocalDpi xmlns:a14="http://schemas.microsoft.com/office/drawing/2010/main" val="0"/>
@@ -36299,53 +36909,6 @@
           </wp:inline>
         </w:drawing>
       </w:r>
-      <w:r>
-        <w:rPr>
-          <w:rFonts w:ascii="Times New Roman" w:hAnsi="Times New Roman" w:cs="Times New Roman"/>
-          <w:sz w:val="28"/>
-          <w:szCs w:val="28"/>
-          <w:lang w:val="nl-NL"/>
-        </w:rPr>
-        <w:t>Ảnh</w:t>
-      </w:r>
-      <w:r>
-        <w:rPr>
-          <w:rFonts w:ascii="Times New Roman" w:hAnsi="Times New Roman" w:cs="Times New Roman"/>
-          <w:sz w:val="28"/>
-          <w:szCs w:val="28"/>
-          <w:lang w:val="nl-NL"/>
-        </w:rPr>
-        <w:t>:</w:t>
-      </w:r>
-      <w:r>
-        <w:rPr>
-          <w:rFonts w:ascii="Times New Roman" w:hAnsi="Times New Roman" w:cs="Times New Roman"/>
-          <w:sz w:val="28"/>
-          <w:szCs w:val="28"/>
-          <w:lang w:val="nl-NL"/>
-        </w:rPr>
-        <w:t xml:space="preserve"> Màn hình Cài đặt nhóm Zalo hiển thị ô </w:t>
-      </w:r>
-      <w:r>
-        <w:rPr>
-          <w:rFonts w:ascii="Times New Roman" w:hAnsi="Times New Roman" w:cs="Times New Roman"/>
-          <w:b/>
-          <w:bCs/>
-          <w:sz w:val="28"/>
-          <w:szCs w:val="28"/>
-          <w:lang w:val="nl-NL"/>
-        </w:rPr>
-        <w:t>"Gửi tin nhắn"</w:t>
-      </w:r>
-      <w:r>
-        <w:rPr>
-          <w:rFonts w:ascii="Times New Roman" w:hAnsi="Times New Roman" w:cs="Times New Roman"/>
-          <w:sz w:val="28"/>
-          <w:szCs w:val="28"/>
-          <w:lang w:val="nl-NL"/>
-        </w:rPr>
-        <w:t xml:space="preserve"> đã bỏ chọn và link mời nhóm.</w:t>
-      </w:r>
     </w:p>
     <w:p>
       <w:pPr>
@@ -36355,19 +36918,105 @@
           <w:bCs/>
           <w:sz w:val="28"/>
           <w:szCs w:val="28"/>
-          <w:lang w:val="nl-NL"/>
         </w:rPr>
       </w:pPr>
-      <w:r>
-        <w:rPr>
-          <w:rFonts w:ascii="Times New Roman" w:hAnsi="Times New Roman" w:cs="Times New Roman"/>
-          <w:b/>
-          <w:bCs/>
-          <w:sz w:val="28"/>
-          <w:szCs w:val="28"/>
-          <w:lang w:val="nl-NL"/>
-        </w:rPr>
-        <w:t>b) Tạo Fanpage Facebook và phân quyền quản trị:</w:t>
+      <w:proofErr w:type="spellStart"/>
+      <w:r>
+        <w:rPr>
+          <w:rFonts w:ascii="Times New Roman" w:hAnsi="Times New Roman" w:cs="Times New Roman"/>
+          <w:b/>
+          <w:bCs/>
+          <w:sz w:val="28"/>
+          <w:szCs w:val="28"/>
+        </w:rPr>
+        <w:t>Phần</w:t>
+      </w:r>
+      <w:proofErr w:type="spellEnd"/>
+      <w:r>
+        <w:rPr>
+          <w:rFonts w:ascii="Times New Roman" w:hAnsi="Times New Roman" w:cs="Times New Roman"/>
+          <w:b/>
+          <w:bCs/>
+          <w:sz w:val="28"/>
+          <w:szCs w:val="28"/>
+        </w:rPr>
+        <w:t xml:space="preserve"> 3: </w:t>
+      </w:r>
+      <w:proofErr w:type="spellStart"/>
+      <w:r>
+        <w:rPr>
+          <w:rFonts w:ascii="Times New Roman" w:hAnsi="Times New Roman" w:cs="Times New Roman"/>
+          <w:b/>
+          <w:bCs/>
+          <w:sz w:val="28"/>
+          <w:szCs w:val="28"/>
+        </w:rPr>
+        <w:t>Họp</w:t>
+      </w:r>
+      <w:proofErr w:type="spellEnd"/>
+      <w:r>
+        <w:rPr>
+          <w:rFonts w:ascii="Times New Roman" w:hAnsi="Times New Roman" w:cs="Times New Roman"/>
+          <w:b/>
+          <w:bCs/>
+          <w:sz w:val="28"/>
+          <w:szCs w:val="28"/>
+        </w:rPr>
+        <w:t xml:space="preserve"> </w:t>
+      </w:r>
+      <w:proofErr w:type="spellStart"/>
+      <w:r>
+        <w:rPr>
+          <w:rFonts w:ascii="Times New Roman" w:hAnsi="Times New Roman" w:cs="Times New Roman"/>
+          <w:b/>
+          <w:bCs/>
+          <w:sz w:val="28"/>
+          <w:szCs w:val="28"/>
+        </w:rPr>
+        <w:t>trực</w:t>
+      </w:r>
+      <w:proofErr w:type="spellEnd"/>
+      <w:r>
+        <w:rPr>
+          <w:rFonts w:ascii="Times New Roman" w:hAnsi="Times New Roman" w:cs="Times New Roman"/>
+          <w:b/>
+          <w:bCs/>
+          <w:sz w:val="28"/>
+          <w:szCs w:val="28"/>
+        </w:rPr>
+        <w:t xml:space="preserve"> </w:t>
+      </w:r>
+      <w:proofErr w:type="spellStart"/>
+      <w:r>
+        <w:rPr>
+          <w:rFonts w:ascii="Times New Roman" w:hAnsi="Times New Roman" w:cs="Times New Roman"/>
+          <w:b/>
+          <w:bCs/>
+          <w:sz w:val="28"/>
+          <w:szCs w:val="28"/>
+        </w:rPr>
+        <w:t>tuyến</w:t>
+      </w:r>
+      <w:proofErr w:type="spellEnd"/>
+      <w:r>
+        <w:rPr>
+          <w:rFonts w:ascii="Times New Roman" w:hAnsi="Times New Roman" w:cs="Times New Roman"/>
+          <w:b/>
+          <w:bCs/>
+          <w:sz w:val="28"/>
+          <w:szCs w:val="28"/>
+        </w:rPr>
+        <w:t xml:space="preserve"> qua Google Meet</w:t>
+      </w:r>
+      <w:r>
+        <w:rPr>
+          <w:rFonts w:ascii="Times New Roman" w:hAnsi="Times New Roman" w:cs="Times New Roman"/>
+          <w:b/>
+          <w:bCs/>
+          <w:sz w:val="28"/>
+          <w:szCs w:val="28"/>
+        </w:rPr>
+        <w:t>.</w:t>
       </w:r>
     </w:p>
     <w:p>
@@ -36376,131 +37025,337 @@
           <w:rFonts w:ascii="Times New Roman" w:hAnsi="Times New Roman" w:cs="Times New Roman"/>
           <w:sz w:val="28"/>
           <w:szCs w:val="28"/>
-          <w:lang w:val="nl-NL"/>
         </w:rPr>
       </w:pPr>
-      <w:r>
-        <w:rPr>
-          <w:rFonts w:ascii="Times New Roman" w:hAnsi="Times New Roman" w:cs="Times New Roman"/>
-          <w:b/>
-          <w:bCs/>
-          <w:sz w:val="28"/>
-          <w:szCs w:val="28"/>
-          <w:lang w:val="nl-NL"/>
-        </w:rPr>
-        <w:t xml:space="preserve">Bước 1: </w:t>
-      </w:r>
-      <w:r>
-        <w:rPr>
-          <w:rFonts w:ascii="Times New Roman" w:hAnsi="Times New Roman" w:cs="Times New Roman"/>
-          <w:sz w:val="28"/>
-          <w:szCs w:val="28"/>
-          <w:lang w:val="nl-NL"/>
-        </w:rPr>
-        <w:t>Truy cập Facebook cá nhân</w:t>
-      </w:r>
-      <w:r>
-        <w:rPr>
-          <w:rFonts w:ascii="Times New Roman" w:hAnsi="Times New Roman" w:cs="Times New Roman"/>
-          <w:sz w:val="28"/>
-          <w:szCs w:val="28"/>
-          <w:lang w:val="nl-NL"/>
-        </w:rPr>
-        <w:t>,</w:t>
-      </w:r>
-      <w:r>
-        <w:rPr>
-          <w:rFonts w:ascii="Times New Roman" w:hAnsi="Times New Roman" w:cs="Times New Roman"/>
-          <w:sz w:val="28"/>
-          <w:szCs w:val="28"/>
-          <w:lang w:val="nl-NL"/>
-        </w:rPr>
-        <w:t xml:space="preserve"> </w:t>
-      </w:r>
-      <w:r>
-        <w:rPr>
-          <w:rFonts w:ascii="Times New Roman" w:hAnsi="Times New Roman" w:cs="Times New Roman"/>
-          <w:sz w:val="28"/>
-          <w:szCs w:val="28"/>
-          <w:lang w:val="nl-NL"/>
-        </w:rPr>
-        <w:t>c</w:t>
-      </w:r>
-      <w:r>
-        <w:rPr>
-          <w:rFonts w:ascii="Times New Roman" w:hAnsi="Times New Roman" w:cs="Times New Roman"/>
-          <w:sz w:val="28"/>
-          <w:szCs w:val="28"/>
-          <w:lang w:val="nl-NL"/>
-        </w:rPr>
-        <w:t xml:space="preserve">họn mục </w:t>
-      </w:r>
-      <w:r>
-        <w:rPr>
-          <w:rFonts w:ascii="Times New Roman" w:hAnsi="Times New Roman" w:cs="Times New Roman"/>
-          <w:b/>
-          <w:bCs/>
-          <w:sz w:val="28"/>
-          <w:szCs w:val="28"/>
-          <w:lang w:val="nl-NL"/>
-        </w:rPr>
-        <w:t>Trang (Pages)</w:t>
-      </w:r>
-      <w:r>
-        <w:rPr>
-          <w:rFonts w:ascii="Times New Roman" w:hAnsi="Times New Roman" w:cs="Times New Roman"/>
-          <w:sz w:val="28"/>
-          <w:szCs w:val="28"/>
-          <w:lang w:val="nl-NL"/>
-        </w:rPr>
-        <w:t xml:space="preserve"> </w:t>
-      </w:r>
-      <w:r>
-        <w:rPr>
-          <w:rFonts w:ascii="Times New Roman" w:hAnsi="Times New Roman" w:cs="Times New Roman"/>
-          <w:sz w:val="28"/>
-          <w:szCs w:val="28"/>
-          <w:lang w:val="nl-NL"/>
+      <w:proofErr w:type="spellStart"/>
+      <w:r>
+        <w:rPr>
+          <w:rFonts w:ascii="Times New Roman" w:hAnsi="Times New Roman" w:cs="Times New Roman"/>
+          <w:b/>
+          <w:bCs/>
+          <w:sz w:val="28"/>
+          <w:szCs w:val="28"/>
+        </w:rPr>
+        <w:t>Bước</w:t>
+      </w:r>
+      <w:proofErr w:type="spellEnd"/>
+      <w:r>
+        <w:rPr>
+          <w:rFonts w:ascii="Times New Roman" w:hAnsi="Times New Roman" w:cs="Times New Roman"/>
+          <w:b/>
+          <w:bCs/>
+          <w:sz w:val="28"/>
+          <w:szCs w:val="28"/>
+        </w:rPr>
+        <w:t xml:space="preserve"> 1: </w:t>
+      </w:r>
+      <w:proofErr w:type="spellStart"/>
+      <w:r>
+        <w:rPr>
+          <w:rFonts w:ascii="Times New Roman" w:hAnsi="Times New Roman" w:cs="Times New Roman"/>
+          <w:sz w:val="28"/>
+          <w:szCs w:val="28"/>
+        </w:rPr>
+        <w:t>Truy</w:t>
+      </w:r>
+      <w:proofErr w:type="spellEnd"/>
+      <w:r>
+        <w:rPr>
+          <w:rFonts w:ascii="Times New Roman" w:hAnsi="Times New Roman" w:cs="Times New Roman"/>
+          <w:sz w:val="28"/>
+          <w:szCs w:val="28"/>
+        </w:rPr>
+        <w:t xml:space="preserve"> </w:t>
+      </w:r>
+      <w:proofErr w:type="spellStart"/>
+      <w:r>
+        <w:rPr>
+          <w:rFonts w:ascii="Times New Roman" w:hAnsi="Times New Roman" w:cs="Times New Roman"/>
+          <w:sz w:val="28"/>
+          <w:szCs w:val="28"/>
+        </w:rPr>
+        <w:t>cập</w:t>
+      </w:r>
+      <w:proofErr w:type="spellEnd"/>
+      <w:r>
+        <w:rPr>
+          <w:rFonts w:ascii="Times New Roman" w:hAnsi="Times New Roman" w:cs="Times New Roman"/>
+          <w:sz w:val="28"/>
+          <w:szCs w:val="28"/>
+        </w:rPr>
+        <w:t xml:space="preserve"> meet.google.com, </w:t>
+      </w:r>
+      <w:proofErr w:type="spellStart"/>
+      <w:r>
+        <w:rPr>
+          <w:rFonts w:ascii="Times New Roman" w:hAnsi="Times New Roman" w:cs="Times New Roman"/>
+          <w:sz w:val="28"/>
+          <w:szCs w:val="28"/>
+        </w:rPr>
+        <w:t>bấm</w:t>
+      </w:r>
+      <w:proofErr w:type="spellEnd"/>
+      <w:r>
+        <w:rPr>
+          <w:rFonts w:ascii="Times New Roman" w:hAnsi="Times New Roman" w:cs="Times New Roman"/>
+          <w:sz w:val="28"/>
+          <w:szCs w:val="28"/>
+        </w:rPr>
+        <w:t xml:space="preserve"> </w:t>
+      </w:r>
+      <w:proofErr w:type="spellStart"/>
+      <w:r>
+        <w:rPr>
+          <w:rFonts w:ascii="Times New Roman" w:hAnsi="Times New Roman" w:cs="Times New Roman"/>
+          <w:b/>
+          <w:bCs/>
+          <w:sz w:val="28"/>
+          <w:szCs w:val="28"/>
+        </w:rPr>
+        <w:t>Cuộc</w:t>
+      </w:r>
+      <w:proofErr w:type="spellEnd"/>
+      <w:r>
+        <w:rPr>
+          <w:rFonts w:ascii="Times New Roman" w:hAnsi="Times New Roman" w:cs="Times New Roman"/>
+          <w:b/>
+          <w:bCs/>
+          <w:sz w:val="28"/>
+          <w:szCs w:val="28"/>
+        </w:rPr>
+        <w:t xml:space="preserve"> </w:t>
+      </w:r>
+      <w:proofErr w:type="spellStart"/>
+      <w:r>
+        <w:rPr>
+          <w:rFonts w:ascii="Times New Roman" w:hAnsi="Times New Roman" w:cs="Times New Roman"/>
+          <w:b/>
+          <w:bCs/>
+          <w:sz w:val="28"/>
+          <w:szCs w:val="28"/>
+        </w:rPr>
+        <w:t>họp</w:t>
+      </w:r>
+      <w:proofErr w:type="spellEnd"/>
+      <w:r>
+        <w:rPr>
+          <w:rFonts w:ascii="Times New Roman" w:hAnsi="Times New Roman" w:cs="Times New Roman"/>
+          <w:b/>
+          <w:bCs/>
+          <w:sz w:val="28"/>
+          <w:szCs w:val="28"/>
+        </w:rPr>
+        <w:t xml:space="preserve"> </w:t>
+      </w:r>
+      <w:proofErr w:type="spellStart"/>
+      <w:r>
+        <w:rPr>
+          <w:rFonts w:ascii="Times New Roman" w:hAnsi="Times New Roman" w:cs="Times New Roman"/>
+          <w:b/>
+          <w:bCs/>
+          <w:sz w:val="28"/>
+          <w:szCs w:val="28"/>
+        </w:rPr>
+        <w:t>mới</w:t>
+      </w:r>
+      <w:proofErr w:type="spellEnd"/>
+      <w:r>
+        <w:rPr>
+          <w:rFonts w:ascii="Times New Roman" w:hAnsi="Times New Roman" w:cs="Times New Roman"/>
+          <w:sz w:val="28"/>
+          <w:szCs w:val="28"/>
+        </w:rPr>
+        <w:t xml:space="preserve"> </w:t>
+      </w:r>
+      <w:proofErr w:type="spellStart"/>
+      <w:r>
+        <w:rPr>
+          <w:rFonts w:ascii="Times New Roman" w:hAnsi="Times New Roman" w:cs="Times New Roman"/>
+          <w:sz w:val="28"/>
+          <w:szCs w:val="28"/>
         </w:rPr>
         <w:t>và</w:t>
       </w:r>
-      <w:r>
-        <w:rPr>
-          <w:rFonts w:ascii="Times New Roman" w:hAnsi="Times New Roman" w:cs="Times New Roman"/>
-          <w:sz w:val="28"/>
-          <w:szCs w:val="28"/>
-          <w:lang w:val="nl-NL"/>
-        </w:rPr>
-        <w:t xml:space="preserve"> </w:t>
-      </w:r>
-      <w:r>
-        <w:rPr>
-          <w:rFonts w:ascii="Times New Roman" w:hAnsi="Times New Roman" w:cs="Times New Roman"/>
-          <w:sz w:val="28"/>
-          <w:szCs w:val="28"/>
-          <w:lang w:val="nl-NL"/>
-        </w:rPr>
-        <w:t>b</w:t>
-      </w:r>
-      <w:r>
-        <w:rPr>
-          <w:rFonts w:ascii="Times New Roman" w:hAnsi="Times New Roman" w:cs="Times New Roman"/>
-          <w:sz w:val="28"/>
-          <w:szCs w:val="28"/>
-          <w:lang w:val="nl-NL"/>
-        </w:rPr>
-        <w:t xml:space="preserve">ấm </w:t>
-      </w:r>
-      <w:r>
-        <w:rPr>
-          <w:rFonts w:ascii="Times New Roman" w:hAnsi="Times New Roman" w:cs="Times New Roman"/>
-          <w:b/>
-          <w:bCs/>
-          <w:sz w:val="28"/>
-          <w:szCs w:val="28"/>
-          <w:lang w:val="nl-NL"/>
-        </w:rPr>
-        <w:t>Tạo trang mới.</w:t>
+      <w:proofErr w:type="spellEnd"/>
+      <w:r>
+        <w:rPr>
+          <w:rFonts w:ascii="Times New Roman" w:hAnsi="Times New Roman" w:cs="Times New Roman"/>
+          <w:sz w:val="28"/>
+          <w:szCs w:val="28"/>
+        </w:rPr>
+        <w:t xml:space="preserve"> </w:t>
+      </w:r>
+      <w:proofErr w:type="spellStart"/>
+      <w:r>
+        <w:rPr>
+          <w:rFonts w:ascii="Times New Roman" w:hAnsi="Times New Roman" w:cs="Times New Roman"/>
+          <w:sz w:val="28"/>
+          <w:szCs w:val="28"/>
+        </w:rPr>
+        <w:t>nhấn</w:t>
+      </w:r>
+      <w:proofErr w:type="spellEnd"/>
+      <w:r>
+        <w:rPr>
+          <w:rFonts w:ascii="Times New Roman" w:hAnsi="Times New Roman" w:cs="Times New Roman"/>
+          <w:sz w:val="28"/>
+          <w:szCs w:val="28"/>
+        </w:rPr>
+        <w:t xml:space="preserve"> </w:t>
+      </w:r>
+      <w:proofErr w:type="spellStart"/>
+      <w:r>
+        <w:rPr>
+          <w:rFonts w:ascii="Times New Roman" w:hAnsi="Times New Roman" w:cs="Times New Roman"/>
+          <w:b/>
+          <w:bCs/>
+          <w:sz w:val="28"/>
+          <w:szCs w:val="28"/>
+        </w:rPr>
+        <w:t>Bắt</w:t>
+      </w:r>
+      <w:proofErr w:type="spellEnd"/>
+      <w:r>
+        <w:rPr>
+          <w:rFonts w:ascii="Times New Roman" w:hAnsi="Times New Roman" w:cs="Times New Roman"/>
+          <w:b/>
+          <w:bCs/>
+          <w:sz w:val="28"/>
+          <w:szCs w:val="28"/>
+        </w:rPr>
+        <w:t xml:space="preserve"> </w:t>
+      </w:r>
+      <w:proofErr w:type="spellStart"/>
+      <w:r>
+        <w:rPr>
+          <w:rFonts w:ascii="Times New Roman" w:hAnsi="Times New Roman" w:cs="Times New Roman"/>
+          <w:b/>
+          <w:bCs/>
+          <w:sz w:val="28"/>
+          <w:szCs w:val="28"/>
+        </w:rPr>
+        <w:t>đầu</w:t>
+      </w:r>
+      <w:proofErr w:type="spellEnd"/>
+      <w:r>
+        <w:rPr>
+          <w:rFonts w:ascii="Times New Roman" w:hAnsi="Times New Roman" w:cs="Times New Roman"/>
+          <w:b/>
+          <w:bCs/>
+          <w:sz w:val="28"/>
+          <w:szCs w:val="28"/>
+        </w:rPr>
+        <w:t xml:space="preserve"> </w:t>
+      </w:r>
+      <w:proofErr w:type="spellStart"/>
+      <w:r>
+        <w:rPr>
+          <w:rFonts w:ascii="Times New Roman" w:hAnsi="Times New Roman" w:cs="Times New Roman"/>
+          <w:b/>
+          <w:bCs/>
+          <w:sz w:val="28"/>
+          <w:szCs w:val="28"/>
+        </w:rPr>
+        <w:t>một</w:t>
+      </w:r>
+      <w:proofErr w:type="spellEnd"/>
+      <w:r>
+        <w:rPr>
+          <w:rFonts w:ascii="Times New Roman" w:hAnsi="Times New Roman" w:cs="Times New Roman"/>
+          <w:b/>
+          <w:bCs/>
+          <w:sz w:val="28"/>
+          <w:szCs w:val="28"/>
+        </w:rPr>
+        <w:t xml:space="preserve"> </w:t>
+      </w:r>
+      <w:proofErr w:type="spellStart"/>
+      <w:r>
+        <w:rPr>
+          <w:rFonts w:ascii="Times New Roman" w:hAnsi="Times New Roman" w:cs="Times New Roman"/>
+          <w:b/>
+          <w:bCs/>
+          <w:sz w:val="28"/>
+          <w:szCs w:val="28"/>
+        </w:rPr>
+        <w:t>cuộc</w:t>
+      </w:r>
+      <w:proofErr w:type="spellEnd"/>
+      <w:r>
+        <w:rPr>
+          <w:rFonts w:ascii="Times New Roman" w:hAnsi="Times New Roman" w:cs="Times New Roman"/>
+          <w:b/>
+          <w:bCs/>
+          <w:sz w:val="28"/>
+          <w:szCs w:val="28"/>
+        </w:rPr>
+        <w:t xml:space="preserve"> </w:t>
+      </w:r>
+      <w:proofErr w:type="spellStart"/>
+      <w:r>
+        <w:rPr>
+          <w:rFonts w:ascii="Times New Roman" w:hAnsi="Times New Roman" w:cs="Times New Roman"/>
+          <w:b/>
+          <w:bCs/>
+          <w:sz w:val="28"/>
+          <w:szCs w:val="28"/>
+        </w:rPr>
+        <w:t>họp</w:t>
+      </w:r>
+      <w:proofErr w:type="spellEnd"/>
+      <w:r>
+        <w:rPr>
+          <w:rFonts w:ascii="Times New Roman" w:hAnsi="Times New Roman" w:cs="Times New Roman"/>
+          <w:b/>
+          <w:bCs/>
+          <w:sz w:val="28"/>
+          <w:szCs w:val="28"/>
+        </w:rPr>
+        <w:t xml:space="preserve"> </w:t>
+      </w:r>
+      <w:proofErr w:type="spellStart"/>
+      <w:r>
+        <w:rPr>
+          <w:rFonts w:ascii="Times New Roman" w:hAnsi="Times New Roman" w:cs="Times New Roman"/>
+          <w:b/>
+          <w:bCs/>
+          <w:sz w:val="28"/>
+          <w:szCs w:val="28"/>
+        </w:rPr>
+        <w:t>tức</w:t>
+      </w:r>
+      <w:proofErr w:type="spellEnd"/>
+      <w:r>
+        <w:rPr>
+          <w:rFonts w:ascii="Times New Roman" w:hAnsi="Times New Roman" w:cs="Times New Roman"/>
+          <w:b/>
+          <w:bCs/>
+          <w:sz w:val="28"/>
+          <w:szCs w:val="28"/>
+        </w:rPr>
+        <w:t xml:space="preserve"> </w:t>
+      </w:r>
+      <w:proofErr w:type="spellStart"/>
+      <w:r>
+        <w:rPr>
+          <w:rFonts w:ascii="Times New Roman" w:hAnsi="Times New Roman" w:cs="Times New Roman"/>
+          <w:b/>
+          <w:bCs/>
+          <w:sz w:val="28"/>
+          <w:szCs w:val="28"/>
+        </w:rPr>
+        <w:t>thì</w:t>
+      </w:r>
+      <w:proofErr w:type="spellEnd"/>
+      <w:r>
+        <w:rPr>
+          <w:rFonts w:ascii="Times New Roman" w:hAnsi="Times New Roman" w:cs="Times New Roman"/>
+          <w:b/>
+          <w:bCs/>
+          <w:sz w:val="28"/>
+          <w:szCs w:val="28"/>
+        </w:rPr>
+        <w:t>.</w:t>
       </w:r>
     </w:p>
     <w:p>
@@ -36509,175 +37364,554 @@
           <w:rFonts w:ascii="Times New Roman" w:hAnsi="Times New Roman" w:cs="Times New Roman"/>
           <w:sz w:val="28"/>
           <w:szCs w:val="28"/>
-          <w:lang w:val="nl-NL"/>
         </w:rPr>
       </w:pPr>
-      <w:r>
-        <w:rPr>
-          <w:rFonts w:ascii="Times New Roman" w:hAnsi="Times New Roman" w:cs="Times New Roman"/>
-          <w:b/>
-          <w:bCs/>
-          <w:sz w:val="28"/>
-          <w:szCs w:val="28"/>
-          <w:lang w:val="nl-NL"/>
-        </w:rPr>
-        <w:t>Bước 2:</w:t>
-      </w:r>
-      <w:r>
-        <w:rPr>
-          <w:rFonts w:ascii="Times New Roman" w:hAnsi="Times New Roman" w:cs="Times New Roman"/>
-          <w:sz w:val="28"/>
-          <w:szCs w:val="28"/>
-          <w:lang w:val="nl-NL"/>
-        </w:rPr>
-        <w:t xml:space="preserve"> Đặt tên trang: Nhóm thực hành mạng K52, chọn hạng mục </w:t>
-      </w:r>
-      <w:r>
-        <w:rPr>
-          <w:rFonts w:ascii="Times New Roman" w:hAnsi="Times New Roman" w:cs="Times New Roman"/>
-          <w:b/>
-          <w:bCs/>
-          <w:sz w:val="28"/>
-          <w:szCs w:val="28"/>
-          <w:lang w:val="nl-NL"/>
-        </w:rPr>
-        <w:t>Giáo dục</w:t>
-      </w:r>
-      <w:r>
-        <w:rPr>
-          <w:rFonts w:ascii="Times New Roman" w:hAnsi="Times New Roman" w:cs="Times New Roman"/>
-          <w:sz w:val="28"/>
-          <w:szCs w:val="28"/>
-          <w:lang w:val="nl-NL"/>
-        </w:rPr>
-        <w:t xml:space="preserve"> và tạo trang.</w:t>
+      <w:proofErr w:type="spellStart"/>
+      <w:r>
+        <w:rPr>
+          <w:rFonts w:ascii="Times New Roman" w:hAnsi="Times New Roman" w:cs="Times New Roman"/>
+          <w:b/>
+          <w:bCs/>
+          <w:sz w:val="28"/>
+          <w:szCs w:val="28"/>
+        </w:rPr>
+        <w:t>Bước</w:t>
+      </w:r>
+      <w:proofErr w:type="spellEnd"/>
+      <w:r>
+        <w:rPr>
+          <w:rFonts w:ascii="Times New Roman" w:hAnsi="Times New Roman" w:cs="Times New Roman"/>
+          <w:b/>
+          <w:bCs/>
+          <w:sz w:val="28"/>
+          <w:szCs w:val="28"/>
+        </w:rPr>
+        <w:t xml:space="preserve"> 2: </w:t>
+      </w:r>
+      <w:r>
+        <w:rPr>
+          <w:rFonts w:ascii="Times New Roman" w:hAnsi="Times New Roman" w:cs="Times New Roman"/>
+          <w:sz w:val="28"/>
+          <w:szCs w:val="28"/>
+        </w:rPr>
+        <w:t xml:space="preserve">Sao </w:t>
+      </w:r>
+      <w:proofErr w:type="spellStart"/>
+      <w:r>
+        <w:rPr>
+          <w:rFonts w:ascii="Times New Roman" w:hAnsi="Times New Roman" w:cs="Times New Roman"/>
+          <w:sz w:val="28"/>
+          <w:szCs w:val="28"/>
+        </w:rPr>
+        <w:t>chép</w:t>
+      </w:r>
+      <w:proofErr w:type="spellEnd"/>
+      <w:r>
+        <w:rPr>
+          <w:rFonts w:ascii="Times New Roman" w:hAnsi="Times New Roman" w:cs="Times New Roman"/>
+          <w:sz w:val="28"/>
+          <w:szCs w:val="28"/>
+        </w:rPr>
+        <w:t xml:space="preserve"> </w:t>
+      </w:r>
+      <w:proofErr w:type="spellStart"/>
+      <w:r>
+        <w:rPr>
+          <w:rFonts w:ascii="Times New Roman" w:hAnsi="Times New Roman" w:cs="Times New Roman"/>
+          <w:sz w:val="28"/>
+          <w:szCs w:val="28"/>
+        </w:rPr>
+        <w:t>mã</w:t>
+      </w:r>
+      <w:proofErr w:type="spellEnd"/>
+      <w:r>
+        <w:rPr>
+          <w:rFonts w:ascii="Times New Roman" w:hAnsi="Times New Roman" w:cs="Times New Roman"/>
+          <w:sz w:val="28"/>
+          <w:szCs w:val="28"/>
+        </w:rPr>
+        <w:t xml:space="preserve"> </w:t>
+      </w:r>
+      <w:proofErr w:type="spellStart"/>
+      <w:r>
+        <w:rPr>
+          <w:rFonts w:ascii="Times New Roman" w:hAnsi="Times New Roman" w:cs="Times New Roman"/>
+          <w:sz w:val="28"/>
+          <w:szCs w:val="28"/>
+        </w:rPr>
+        <w:t>phòng</w:t>
+      </w:r>
+      <w:proofErr w:type="spellEnd"/>
+      <w:r>
+        <w:rPr>
+          <w:rFonts w:ascii="Times New Roman" w:hAnsi="Times New Roman" w:cs="Times New Roman"/>
+          <w:sz w:val="28"/>
+          <w:szCs w:val="28"/>
+        </w:rPr>
+        <w:t xml:space="preserve"> </w:t>
+      </w:r>
+      <w:proofErr w:type="spellStart"/>
+      <w:r>
+        <w:rPr>
+          <w:rFonts w:ascii="Times New Roman" w:hAnsi="Times New Roman" w:cs="Times New Roman"/>
+          <w:sz w:val="28"/>
+          <w:szCs w:val="28"/>
+        </w:rPr>
+        <w:t>họp</w:t>
+      </w:r>
+      <w:proofErr w:type="spellEnd"/>
+      <w:r>
+        <w:rPr>
+          <w:rFonts w:ascii="Times New Roman" w:hAnsi="Times New Roman" w:cs="Times New Roman"/>
+          <w:sz w:val="28"/>
+          <w:szCs w:val="28"/>
+        </w:rPr>
+        <w:t xml:space="preserve"> </w:t>
+      </w:r>
+      <w:proofErr w:type="spellStart"/>
+      <w:r>
+        <w:rPr>
+          <w:rFonts w:ascii="Times New Roman" w:hAnsi="Times New Roman" w:cs="Times New Roman"/>
+          <w:sz w:val="28"/>
+          <w:szCs w:val="28"/>
+        </w:rPr>
+        <w:t>hoặc</w:t>
+      </w:r>
+      <w:proofErr w:type="spellEnd"/>
+      <w:r>
+        <w:rPr>
+          <w:rFonts w:ascii="Times New Roman" w:hAnsi="Times New Roman" w:cs="Times New Roman"/>
+          <w:sz w:val="28"/>
+          <w:szCs w:val="28"/>
+        </w:rPr>
+        <w:t xml:space="preserve"> </w:t>
+      </w:r>
+      <w:proofErr w:type="spellStart"/>
+      <w:r>
+        <w:rPr>
+          <w:rFonts w:ascii="Times New Roman" w:hAnsi="Times New Roman" w:cs="Times New Roman"/>
+          <w:sz w:val="28"/>
+          <w:szCs w:val="28"/>
+        </w:rPr>
+        <w:t>đường</w:t>
+      </w:r>
+      <w:proofErr w:type="spellEnd"/>
+      <w:r>
+        <w:rPr>
+          <w:rFonts w:ascii="Times New Roman" w:hAnsi="Times New Roman" w:cs="Times New Roman"/>
+          <w:sz w:val="28"/>
+          <w:szCs w:val="28"/>
+        </w:rPr>
+        <w:t xml:space="preserve"> link </w:t>
+      </w:r>
+      <w:proofErr w:type="spellStart"/>
+      <w:r>
+        <w:rPr>
+          <w:rFonts w:ascii="Times New Roman" w:hAnsi="Times New Roman" w:cs="Times New Roman"/>
+          <w:sz w:val="28"/>
+          <w:szCs w:val="28"/>
+        </w:rPr>
+        <w:t>gửi</w:t>
+      </w:r>
+      <w:proofErr w:type="spellEnd"/>
+      <w:r>
+        <w:rPr>
+          <w:rFonts w:ascii="Times New Roman" w:hAnsi="Times New Roman" w:cs="Times New Roman"/>
+          <w:sz w:val="28"/>
+          <w:szCs w:val="28"/>
+        </w:rPr>
+        <w:t xml:space="preserve"> </w:t>
+      </w:r>
+      <w:proofErr w:type="spellStart"/>
+      <w:r>
+        <w:rPr>
+          <w:rFonts w:ascii="Times New Roman" w:hAnsi="Times New Roman" w:cs="Times New Roman"/>
+          <w:sz w:val="28"/>
+          <w:szCs w:val="28"/>
+        </w:rPr>
+        <w:t>cho</w:t>
+      </w:r>
+      <w:proofErr w:type="spellEnd"/>
+      <w:r>
+        <w:rPr>
+          <w:rFonts w:ascii="Times New Roman" w:hAnsi="Times New Roman" w:cs="Times New Roman"/>
+          <w:sz w:val="28"/>
+          <w:szCs w:val="28"/>
+        </w:rPr>
+        <w:t xml:space="preserve"> </w:t>
+      </w:r>
+      <w:proofErr w:type="spellStart"/>
+      <w:r>
+        <w:rPr>
+          <w:rFonts w:ascii="Times New Roman" w:hAnsi="Times New Roman" w:cs="Times New Roman"/>
+          <w:sz w:val="28"/>
+          <w:szCs w:val="28"/>
+        </w:rPr>
+        <w:t>các</w:t>
+      </w:r>
+      <w:proofErr w:type="spellEnd"/>
+      <w:r>
+        <w:rPr>
+          <w:rFonts w:ascii="Times New Roman" w:hAnsi="Times New Roman" w:cs="Times New Roman"/>
+          <w:sz w:val="28"/>
+          <w:szCs w:val="28"/>
+        </w:rPr>
+        <w:t xml:space="preserve"> </w:t>
+      </w:r>
+      <w:proofErr w:type="spellStart"/>
+      <w:r>
+        <w:rPr>
+          <w:rFonts w:ascii="Times New Roman" w:hAnsi="Times New Roman" w:cs="Times New Roman"/>
+          <w:sz w:val="28"/>
+          <w:szCs w:val="28"/>
+        </w:rPr>
+        <w:t>thành</w:t>
+      </w:r>
+      <w:proofErr w:type="spellEnd"/>
+      <w:r>
+        <w:rPr>
+          <w:rFonts w:ascii="Times New Roman" w:hAnsi="Times New Roman" w:cs="Times New Roman"/>
+          <w:sz w:val="28"/>
+          <w:szCs w:val="28"/>
+        </w:rPr>
+        <w:t xml:space="preserve"> </w:t>
+      </w:r>
+      <w:proofErr w:type="spellStart"/>
+      <w:r>
+        <w:rPr>
+          <w:rFonts w:ascii="Times New Roman" w:hAnsi="Times New Roman" w:cs="Times New Roman"/>
+          <w:sz w:val="28"/>
+          <w:szCs w:val="28"/>
+        </w:rPr>
+        <w:t>viên</w:t>
+      </w:r>
+      <w:proofErr w:type="spellEnd"/>
+      <w:r>
+        <w:rPr>
+          <w:rFonts w:ascii="Times New Roman" w:hAnsi="Times New Roman" w:cs="Times New Roman"/>
+          <w:sz w:val="28"/>
+          <w:szCs w:val="28"/>
+        </w:rPr>
+        <w:t xml:space="preserve"> </w:t>
+      </w:r>
+      <w:proofErr w:type="spellStart"/>
+      <w:r>
+        <w:rPr>
+          <w:rFonts w:ascii="Times New Roman" w:hAnsi="Times New Roman" w:cs="Times New Roman"/>
+          <w:sz w:val="28"/>
+          <w:szCs w:val="28"/>
+        </w:rPr>
+        <w:t>tham</w:t>
+      </w:r>
+      <w:proofErr w:type="spellEnd"/>
+      <w:r>
+        <w:rPr>
+          <w:rFonts w:ascii="Times New Roman" w:hAnsi="Times New Roman" w:cs="Times New Roman"/>
+          <w:sz w:val="28"/>
+          <w:szCs w:val="28"/>
+        </w:rPr>
+        <w:t xml:space="preserve"> </w:t>
+      </w:r>
+      <w:proofErr w:type="spellStart"/>
+      <w:r>
+        <w:rPr>
+          <w:rFonts w:ascii="Times New Roman" w:hAnsi="Times New Roman" w:cs="Times New Roman"/>
+          <w:sz w:val="28"/>
+          <w:szCs w:val="28"/>
+        </w:rPr>
+        <w:t>gia</w:t>
+      </w:r>
+      <w:proofErr w:type="spellEnd"/>
+      <w:r>
+        <w:rPr>
+          <w:rFonts w:ascii="Times New Roman" w:hAnsi="Times New Roman" w:cs="Times New Roman"/>
+          <w:sz w:val="28"/>
+          <w:szCs w:val="28"/>
+        </w:rPr>
+        <w:t>.</w:t>
       </w:r>
     </w:p>
     <w:p>
       <w:pPr>
         <w:rPr>
           <w:rFonts w:ascii="Times New Roman" w:hAnsi="Times New Roman" w:cs="Times New Roman"/>
-          <w:b/>
-          <w:bCs/>
-          <w:sz w:val="28"/>
-          <w:szCs w:val="28"/>
-          <w:lang w:val="nl-NL"/>
+          <w:sz w:val="28"/>
+          <w:szCs w:val="28"/>
         </w:rPr>
       </w:pPr>
-      <w:r>
-        <w:rPr>
-          <w:rFonts w:ascii="Times New Roman" w:hAnsi="Times New Roman" w:cs="Times New Roman"/>
-          <w:b/>
-          <w:bCs/>
-          <w:sz w:val="28"/>
-          <w:szCs w:val="28"/>
-          <w:lang w:val="nl-NL"/>
-        </w:rPr>
-        <w:t>Bước 3:</w:t>
-      </w:r>
-      <w:r>
-        <w:rPr>
-          <w:rFonts w:ascii="Times New Roman" w:hAnsi="Times New Roman" w:cs="Times New Roman"/>
-          <w:sz w:val="28"/>
-          <w:szCs w:val="28"/>
-          <w:lang w:val="nl-NL"/>
-        </w:rPr>
-        <w:t xml:space="preserve"> Vào mục </w:t>
-      </w:r>
-      <w:r>
-        <w:rPr>
-          <w:rFonts w:ascii="Times New Roman" w:hAnsi="Times New Roman" w:cs="Times New Roman"/>
-          <w:b/>
-          <w:bCs/>
-          <w:sz w:val="28"/>
-          <w:szCs w:val="28"/>
-          <w:lang w:val="nl-NL"/>
-        </w:rPr>
-        <w:t>Cài đặt &amp; quyền riêng tư</w:t>
-      </w:r>
-      <w:r>
-        <w:rPr>
-          <w:rFonts w:ascii="Times New Roman" w:hAnsi="Times New Roman" w:cs="Times New Roman"/>
-          <w:sz w:val="28"/>
-          <w:szCs w:val="28"/>
-          <w:lang w:val="nl-NL"/>
-        </w:rPr>
-        <w:t xml:space="preserve"> </w:t>
-      </w:r>
-      <w:r>
-        <w:rPr>
-          <w:rFonts w:ascii="Times New Roman" w:hAnsi="Times New Roman" w:cs="Times New Roman"/>
-          <w:i/>
-          <w:iCs/>
-          <w:sz w:val="28"/>
-          <w:szCs w:val="28"/>
-          <w:lang w:val="nl-NL"/>
-        </w:rPr>
-        <w:t>nhấn</w:t>
-      </w:r>
-      <w:r>
-        <w:rPr>
-          <w:rFonts w:ascii="Times New Roman" w:hAnsi="Times New Roman" w:cs="Times New Roman"/>
-          <w:sz w:val="28"/>
-          <w:szCs w:val="28"/>
-          <w:lang w:val="nl-NL"/>
-        </w:rPr>
-        <w:t xml:space="preserve"> </w:t>
-      </w:r>
-      <w:r>
-        <w:rPr>
-          <w:rFonts w:ascii="Times New Roman" w:hAnsi="Times New Roman" w:cs="Times New Roman"/>
-          <w:b/>
-          <w:bCs/>
-          <w:sz w:val="28"/>
-          <w:szCs w:val="28"/>
-          <w:lang w:val="nl-NL"/>
-        </w:rPr>
-        <w:t>t</w:t>
-      </w:r>
-      <w:r>
-        <w:rPr>
-          <w:rFonts w:ascii="Times New Roman" w:hAnsi="Times New Roman" w:cs="Times New Roman"/>
-          <w:b/>
-          <w:bCs/>
-          <w:sz w:val="28"/>
-          <w:szCs w:val="28"/>
-          <w:lang w:val="nl-NL"/>
-        </w:rPr>
-        <w:t>rải nghiệm Trang mới</w:t>
-      </w:r>
-      <w:r>
-        <w:rPr>
-          <w:rFonts w:ascii="Times New Roman" w:hAnsi="Times New Roman" w:cs="Times New Roman"/>
-          <w:b/>
-          <w:bCs/>
-          <w:sz w:val="28"/>
-          <w:szCs w:val="28"/>
-          <w:lang w:val="nl-NL"/>
-        </w:rPr>
-        <w:t xml:space="preserve"> </w:t>
-      </w:r>
-      <w:r>
-        <w:rPr>
-          <w:rFonts w:ascii="Times New Roman" w:hAnsi="Times New Roman" w:cs="Times New Roman"/>
-          <w:i/>
-          <w:iCs/>
-          <w:sz w:val="28"/>
-          <w:szCs w:val="28"/>
-          <w:lang w:val="nl-NL"/>
-        </w:rPr>
-        <w:t xml:space="preserve">nhấn </w:t>
-      </w:r>
-      <w:r>
-        <w:rPr>
-          <w:rFonts w:ascii="Times New Roman" w:hAnsi="Times New Roman" w:cs="Times New Roman"/>
-          <w:b/>
-          <w:bCs/>
-          <w:sz w:val="28"/>
-          <w:szCs w:val="28"/>
-          <w:lang w:val="nl-NL"/>
-        </w:rPr>
-        <w:t>quyền truy cập Trang (Page Access).</w:t>
+      <w:proofErr w:type="spellStart"/>
+      <w:r>
+        <w:rPr>
+          <w:rFonts w:ascii="Times New Roman" w:hAnsi="Times New Roman" w:cs="Times New Roman"/>
+          <w:b/>
+          <w:bCs/>
+          <w:sz w:val="28"/>
+          <w:szCs w:val="28"/>
+        </w:rPr>
+        <w:t>Bước</w:t>
+      </w:r>
+      <w:proofErr w:type="spellEnd"/>
+      <w:r>
+        <w:rPr>
+          <w:rFonts w:ascii="Times New Roman" w:hAnsi="Times New Roman" w:cs="Times New Roman"/>
+          <w:b/>
+          <w:bCs/>
+          <w:sz w:val="28"/>
+          <w:szCs w:val="28"/>
+        </w:rPr>
+        <w:t xml:space="preserve"> 3: </w:t>
+      </w:r>
+      <w:proofErr w:type="spellStart"/>
+      <w:r>
+        <w:rPr>
+          <w:rFonts w:ascii="Times New Roman" w:hAnsi="Times New Roman" w:cs="Times New Roman"/>
+          <w:sz w:val="28"/>
+          <w:szCs w:val="28"/>
+        </w:rPr>
+        <w:t>Duyệt</w:t>
+      </w:r>
+      <w:proofErr w:type="spellEnd"/>
+      <w:r>
+        <w:rPr>
+          <w:rFonts w:ascii="Times New Roman" w:hAnsi="Times New Roman" w:cs="Times New Roman"/>
+          <w:sz w:val="28"/>
+          <w:szCs w:val="28"/>
+        </w:rPr>
+        <w:t xml:space="preserve"> </w:t>
+      </w:r>
+      <w:proofErr w:type="spellStart"/>
+      <w:r>
+        <w:rPr>
+          <w:rFonts w:ascii="Times New Roman" w:hAnsi="Times New Roman" w:cs="Times New Roman"/>
+          <w:sz w:val="28"/>
+          <w:szCs w:val="28"/>
+        </w:rPr>
+        <w:t>thành</w:t>
+      </w:r>
+      <w:proofErr w:type="spellEnd"/>
+      <w:r>
+        <w:rPr>
+          <w:rFonts w:ascii="Times New Roman" w:hAnsi="Times New Roman" w:cs="Times New Roman"/>
+          <w:sz w:val="28"/>
+          <w:szCs w:val="28"/>
+        </w:rPr>
+        <w:t xml:space="preserve"> </w:t>
+      </w:r>
+      <w:proofErr w:type="spellStart"/>
+      <w:r>
+        <w:rPr>
+          <w:rFonts w:ascii="Times New Roman" w:hAnsi="Times New Roman" w:cs="Times New Roman"/>
+          <w:sz w:val="28"/>
+          <w:szCs w:val="28"/>
+        </w:rPr>
+        <w:t>viên</w:t>
+      </w:r>
+      <w:proofErr w:type="spellEnd"/>
+      <w:r>
+        <w:rPr>
+          <w:rFonts w:ascii="Times New Roman" w:hAnsi="Times New Roman" w:cs="Times New Roman"/>
+          <w:sz w:val="28"/>
+          <w:szCs w:val="28"/>
+        </w:rPr>
+        <w:t xml:space="preserve"> </w:t>
+      </w:r>
+      <w:proofErr w:type="spellStart"/>
+      <w:r>
+        <w:rPr>
+          <w:rFonts w:ascii="Times New Roman" w:hAnsi="Times New Roman" w:cs="Times New Roman"/>
+          <w:sz w:val="28"/>
+          <w:szCs w:val="28"/>
+        </w:rPr>
+        <w:t>vào</w:t>
+      </w:r>
+      <w:proofErr w:type="spellEnd"/>
+      <w:r>
+        <w:rPr>
+          <w:rFonts w:ascii="Times New Roman" w:hAnsi="Times New Roman" w:cs="Times New Roman"/>
+          <w:sz w:val="28"/>
+          <w:szCs w:val="28"/>
+        </w:rPr>
+        <w:t xml:space="preserve"> </w:t>
+      </w:r>
+      <w:proofErr w:type="spellStart"/>
+      <w:r>
+        <w:rPr>
+          <w:rFonts w:ascii="Times New Roman" w:hAnsi="Times New Roman" w:cs="Times New Roman"/>
+          <w:sz w:val="28"/>
+          <w:szCs w:val="28"/>
+        </w:rPr>
+        <w:t>phòng</w:t>
+      </w:r>
+      <w:proofErr w:type="spellEnd"/>
+      <w:r>
+        <w:rPr>
+          <w:rFonts w:ascii="Times New Roman" w:hAnsi="Times New Roman" w:cs="Times New Roman"/>
+          <w:sz w:val="28"/>
+          <w:szCs w:val="28"/>
+        </w:rPr>
+        <w:t xml:space="preserve">, </w:t>
+      </w:r>
+      <w:proofErr w:type="spellStart"/>
+      <w:r>
+        <w:rPr>
+          <w:rFonts w:ascii="Times New Roman" w:hAnsi="Times New Roman" w:cs="Times New Roman"/>
+          <w:sz w:val="28"/>
+          <w:szCs w:val="28"/>
+        </w:rPr>
+        <w:t>bật</w:t>
+      </w:r>
+      <w:proofErr w:type="spellEnd"/>
+      <w:r>
+        <w:rPr>
+          <w:rFonts w:ascii="Times New Roman" w:hAnsi="Times New Roman" w:cs="Times New Roman"/>
+          <w:sz w:val="28"/>
+          <w:szCs w:val="28"/>
+        </w:rPr>
+        <w:t xml:space="preserve"> microphone/camera </w:t>
+      </w:r>
+      <w:proofErr w:type="spellStart"/>
+      <w:r>
+        <w:rPr>
+          <w:rFonts w:ascii="Times New Roman" w:hAnsi="Times New Roman" w:cs="Times New Roman"/>
+          <w:sz w:val="28"/>
+          <w:szCs w:val="28"/>
+        </w:rPr>
+        <w:t>và</w:t>
+      </w:r>
+      <w:proofErr w:type="spellEnd"/>
+      <w:r>
+        <w:rPr>
+          <w:rFonts w:ascii="Times New Roman" w:hAnsi="Times New Roman" w:cs="Times New Roman"/>
+          <w:sz w:val="28"/>
+          <w:szCs w:val="28"/>
+        </w:rPr>
+        <w:t xml:space="preserve"> </w:t>
+      </w:r>
+      <w:proofErr w:type="spellStart"/>
+      <w:r>
+        <w:rPr>
+          <w:rFonts w:ascii="Times New Roman" w:hAnsi="Times New Roman" w:cs="Times New Roman"/>
+          <w:sz w:val="28"/>
+          <w:szCs w:val="28"/>
+        </w:rPr>
+        <w:t>kiểm</w:t>
+      </w:r>
+      <w:proofErr w:type="spellEnd"/>
+      <w:r>
+        <w:rPr>
+          <w:rFonts w:ascii="Times New Roman" w:hAnsi="Times New Roman" w:cs="Times New Roman"/>
+          <w:sz w:val="28"/>
+          <w:szCs w:val="28"/>
+        </w:rPr>
+        <w:t xml:space="preserve"> </w:t>
+      </w:r>
+      <w:proofErr w:type="spellStart"/>
+      <w:r>
+        <w:rPr>
+          <w:rFonts w:ascii="Times New Roman" w:hAnsi="Times New Roman" w:cs="Times New Roman"/>
+          <w:sz w:val="28"/>
+          <w:szCs w:val="28"/>
+        </w:rPr>
+        <w:t>tra</w:t>
+      </w:r>
+      <w:proofErr w:type="spellEnd"/>
+      <w:r>
+        <w:rPr>
+          <w:rFonts w:ascii="Times New Roman" w:hAnsi="Times New Roman" w:cs="Times New Roman"/>
+          <w:sz w:val="28"/>
+          <w:szCs w:val="28"/>
+        </w:rPr>
+        <w:t xml:space="preserve"> </w:t>
+      </w:r>
+      <w:proofErr w:type="spellStart"/>
+      <w:r>
+        <w:rPr>
+          <w:rFonts w:ascii="Times New Roman" w:hAnsi="Times New Roman" w:cs="Times New Roman"/>
+          <w:sz w:val="28"/>
+          <w:szCs w:val="28"/>
+        </w:rPr>
+        <w:t>tính</w:t>
+      </w:r>
+      <w:proofErr w:type="spellEnd"/>
+      <w:r>
+        <w:rPr>
+          <w:rFonts w:ascii="Times New Roman" w:hAnsi="Times New Roman" w:cs="Times New Roman"/>
+          <w:sz w:val="28"/>
+          <w:szCs w:val="28"/>
+        </w:rPr>
+        <w:t xml:space="preserve"> </w:t>
+      </w:r>
+      <w:proofErr w:type="spellStart"/>
+      <w:r>
+        <w:rPr>
+          <w:rFonts w:ascii="Times New Roman" w:hAnsi="Times New Roman" w:cs="Times New Roman"/>
+          <w:sz w:val="28"/>
+          <w:szCs w:val="28"/>
+        </w:rPr>
+        <w:t>năng</w:t>
+      </w:r>
+      <w:proofErr w:type="spellEnd"/>
+      <w:r>
+        <w:rPr>
+          <w:rFonts w:ascii="Times New Roman" w:hAnsi="Times New Roman" w:cs="Times New Roman"/>
+          <w:sz w:val="28"/>
+          <w:szCs w:val="28"/>
+        </w:rPr>
+        <w:t xml:space="preserve"> chia </w:t>
+      </w:r>
+      <w:proofErr w:type="spellStart"/>
+      <w:r>
+        <w:rPr>
+          <w:rFonts w:ascii="Times New Roman" w:hAnsi="Times New Roman" w:cs="Times New Roman"/>
+          <w:sz w:val="28"/>
+          <w:szCs w:val="28"/>
+        </w:rPr>
+        <w:t>sẻ</w:t>
+      </w:r>
+      <w:proofErr w:type="spellEnd"/>
+      <w:r>
+        <w:rPr>
+          <w:rFonts w:ascii="Times New Roman" w:hAnsi="Times New Roman" w:cs="Times New Roman"/>
+          <w:sz w:val="28"/>
+          <w:szCs w:val="28"/>
+        </w:rPr>
+        <w:t xml:space="preserve"> </w:t>
+      </w:r>
+      <w:proofErr w:type="spellStart"/>
+      <w:r>
+        <w:rPr>
+          <w:rFonts w:ascii="Times New Roman" w:hAnsi="Times New Roman" w:cs="Times New Roman"/>
+          <w:sz w:val="28"/>
+          <w:szCs w:val="28"/>
+        </w:rPr>
+        <w:t>màn</w:t>
+      </w:r>
+      <w:proofErr w:type="spellEnd"/>
+      <w:r>
+        <w:rPr>
+          <w:rFonts w:ascii="Times New Roman" w:hAnsi="Times New Roman" w:cs="Times New Roman"/>
+          <w:sz w:val="28"/>
+          <w:szCs w:val="28"/>
+        </w:rPr>
+        <w:t xml:space="preserve"> </w:t>
+      </w:r>
+      <w:proofErr w:type="spellStart"/>
+      <w:r>
+        <w:rPr>
+          <w:rFonts w:ascii="Times New Roman" w:hAnsi="Times New Roman" w:cs="Times New Roman"/>
+          <w:sz w:val="28"/>
+          <w:szCs w:val="28"/>
+        </w:rPr>
+        <w:t>hình</w:t>
+      </w:r>
+      <w:proofErr w:type="spellEnd"/>
+      <w:r>
+        <w:rPr>
+          <w:rFonts w:ascii="Times New Roman" w:hAnsi="Times New Roman" w:cs="Times New Roman"/>
+          <w:sz w:val="28"/>
+          <w:szCs w:val="28"/>
+        </w:rPr>
+        <w:t>.</w:t>
       </w:r>
     </w:p>
     <w:p>
@@ -36686,160 +37920,6 @@
           <w:rFonts w:ascii="Times New Roman" w:hAnsi="Times New Roman" w:cs="Times New Roman"/>
           <w:sz w:val="28"/>
           <w:szCs w:val="28"/>
-          <w:lang w:val="nl-NL"/>
-        </w:rPr>
-      </w:pPr>
-      <w:r>
-        <w:rPr>
-          <w:rFonts w:ascii="Times New Roman" w:hAnsi="Times New Roman" w:cs="Times New Roman"/>
-          <w:b/>
-          <w:bCs/>
-          <w:sz w:val="28"/>
-          <w:szCs w:val="28"/>
-          <w:lang w:val="nl-NL"/>
-        </w:rPr>
-        <w:t>Bước 4:</w:t>
-      </w:r>
-      <w:r>
-        <w:rPr>
-          <w:rFonts w:ascii="Times New Roman" w:hAnsi="Times New Roman" w:cs="Times New Roman"/>
-          <w:sz w:val="28"/>
-          <w:szCs w:val="28"/>
-          <w:lang w:val="nl-NL"/>
-        </w:rPr>
-        <w:t xml:space="preserve"> Tại mục </w:t>
-      </w:r>
-      <w:r>
-        <w:rPr>
-          <w:rFonts w:ascii="Times New Roman" w:hAnsi="Times New Roman" w:cs="Times New Roman"/>
-          <w:b/>
-          <w:bCs/>
-          <w:sz w:val="28"/>
-          <w:szCs w:val="28"/>
-          <w:lang w:val="nl-NL"/>
-        </w:rPr>
-        <w:t>Người có quyền truy cập trên Facebook</w:t>
-      </w:r>
-      <w:r>
-        <w:rPr>
-          <w:rFonts w:ascii="Times New Roman" w:hAnsi="Times New Roman" w:cs="Times New Roman"/>
-          <w:sz w:val="28"/>
-          <w:szCs w:val="28"/>
-          <w:lang w:val="nl-NL"/>
-        </w:rPr>
-        <w:t xml:space="preserve">, bấm </w:t>
-      </w:r>
-      <w:r>
-        <w:rPr>
-          <w:rFonts w:ascii="Times New Roman" w:hAnsi="Times New Roman" w:cs="Times New Roman"/>
-          <w:b/>
-          <w:bCs/>
-          <w:sz w:val="28"/>
-          <w:szCs w:val="28"/>
-          <w:lang w:val="nl-NL"/>
-        </w:rPr>
-        <w:t>Thêm mới</w:t>
-      </w:r>
-      <w:r>
-        <w:rPr>
-          <w:rFonts w:ascii="Times New Roman" w:hAnsi="Times New Roman" w:cs="Times New Roman"/>
-          <w:sz w:val="28"/>
-          <w:szCs w:val="28"/>
-          <w:lang w:val="nl-NL"/>
-        </w:rPr>
-        <w:t xml:space="preserve"> và phân quyền quản trị cho bạn trong nhóm.</w:t>
-      </w:r>
-    </w:p>
-    <w:p>
-      <w:pPr>
-        <w:rPr>
-          <w:rFonts w:ascii="Times New Roman" w:hAnsi="Times New Roman" w:cs="Times New Roman"/>
-          <w:b/>
-          <w:bCs/>
-          <w:sz w:val="28"/>
-          <w:szCs w:val="28"/>
-          <w:lang w:val="nl-NL"/>
-        </w:rPr>
-      </w:pPr>
-      <w:r>
-        <w:rPr>
-          <w:rFonts w:ascii="Times New Roman" w:hAnsi="Times New Roman" w:cs="Times New Roman"/>
-          <w:b/>
-          <w:bCs/>
-          <w:sz w:val="28"/>
-          <w:szCs w:val="28"/>
-          <w:lang w:val="nl-NL"/>
-        </w:rPr>
-        <w:t xml:space="preserve">Link nộp bài </w:t>
-      </w:r>
-      <w:r>
-        <w:rPr>
-          <w:rFonts w:ascii="Times New Roman" w:hAnsi="Times New Roman" w:cs="Times New Roman"/>
-          <w:b/>
-          <w:bCs/>
-          <w:sz w:val="28"/>
-          <w:szCs w:val="28"/>
-          <w:lang w:val="nl-NL"/>
-        </w:rPr>
-        <w:t>F</w:t>
-      </w:r>
-      <w:r>
-        <w:rPr>
-          <w:rFonts w:ascii="Times New Roman" w:hAnsi="Times New Roman" w:cs="Times New Roman"/>
-          <w:b/>
-          <w:bCs/>
-          <w:sz w:val="28"/>
-          <w:szCs w:val="28"/>
-          <w:lang w:val="nl-NL"/>
-        </w:rPr>
-        <w:t>anp</w:t>
-      </w:r>
-      <w:r>
-        <w:rPr>
-          <w:rFonts w:ascii="Times New Roman" w:hAnsi="Times New Roman" w:cs="Times New Roman"/>
-          <w:b/>
-          <w:bCs/>
-          <w:sz w:val="28"/>
-          <w:szCs w:val="28"/>
-          <w:lang w:val="nl-NL"/>
-        </w:rPr>
-        <w:t>age</w:t>
-      </w:r>
-      <w:r>
-        <w:rPr>
-          <w:rFonts w:ascii="Times New Roman" w:hAnsi="Times New Roman" w:cs="Times New Roman"/>
-          <w:b/>
-          <w:bCs/>
-          <w:sz w:val="28"/>
-          <w:szCs w:val="28"/>
-          <w:lang w:val="nl-NL"/>
-        </w:rPr>
-        <w:t xml:space="preserve">: </w:t>
-      </w:r>
-      <w:hyperlink r:id="rId23" w:history="1">
-        <w:r>
-          <w:rPr>
-            <w:rStyle w:val="Hyperlink"/>
-            <w:rFonts w:ascii="Times New Roman" w:hAnsi="Times New Roman" w:cs="Times New Roman"/>
-            <w:b/>
-            <w:bCs/>
-            <w:sz w:val="28"/>
-            <w:szCs w:val="28"/>
-            <w:lang w:val="nl-NL"/>
-          </w:rPr>
-          <w:t>https://www.facebook.com/profile.php?id=61595098478244</w:t>
-        </w:r>
-      </w:hyperlink>
-    </w:p>
-    <w:p>
-      <w:pPr>
-        <w:rPr>
-          <w:rFonts w:ascii="Times New Roman" w:hAnsi="Times New Roman" w:cs="Times New Roman"/>
-          <w:b/>
-          <w:bCs/>
-          <w:sz w:val="28"/>
-          <w:szCs w:val="28"/>
-          <w:lang w:val="nl-NL"/>
         </w:rPr>
       </w:pPr>
       <w:r>
@@ -36848,10 +37928,10 @@
         </w:rPr>
         <w:lastRenderedPageBreak/>
         <w:drawing>
-          <wp:inline distT="0" distB="0" distL="0" distR="0" wp14:anchorId="23080BE3" wp14:editId="06BCBF43">
+          <wp:inline distT="0" distB="0" distL="0" distR="0" wp14:anchorId="12021EDF" wp14:editId="766706F5">
             <wp:extent cx="5943600" cy="3343275"/>
             <wp:effectExtent l="0" t="0" r="0" b="9525"/>
-            <wp:docPr id="1868900741" name="Picture 9"/>
+            <wp:docPr id="1082727551" name="Picture 10"/>
             <wp:cNvGraphicFramePr>
               <a:graphicFrameLocks xmlns:a="http://schemas.openxmlformats.org/drawingml/2006/main" noChangeAspect="1"/>
             </wp:cNvGraphicFramePr>
@@ -36859,7 +37939,7 @@
               <a:graphicData uri="http://schemas.openxmlformats.org/drawingml/2006/picture">
                 <pic:pic xmlns:pic="http://schemas.openxmlformats.org/drawingml/2006/picture">
                   <pic:nvPicPr>
-                    <pic:cNvPr id="0" name="Picture 17"/>
+                    <pic:cNvPr id="0" name="Picture 19"/>
                     <pic:cNvPicPr>
                       <a:picLocks noChangeAspect="1" noChangeArrowheads="1"/>
                     </pic:cNvPicPr>
@@ -36897,1112 +37977,6 @@
         </w:drawing>
       </w:r>
     </w:p>
-    <w:p>
-      <w:pPr>
-        <w:rPr>
-          <w:rFonts w:ascii="Times New Roman" w:hAnsi="Times New Roman" w:cs="Times New Roman"/>
-          <w:b/>
-          <w:bCs/>
-          <w:sz w:val="28"/>
-          <w:szCs w:val="28"/>
-        </w:rPr>
-      </w:pPr>
-      <w:proofErr w:type="spellStart"/>
-      <w:r>
-        <w:rPr>
-          <w:rFonts w:ascii="Times New Roman" w:hAnsi="Times New Roman" w:cs="Times New Roman"/>
-          <w:b/>
-          <w:bCs/>
-          <w:sz w:val="28"/>
-          <w:szCs w:val="28"/>
-        </w:rPr>
-        <w:t>Phần</w:t>
-      </w:r>
-      <w:proofErr w:type="spellEnd"/>
-      <w:r>
-        <w:rPr>
-          <w:rFonts w:ascii="Times New Roman" w:hAnsi="Times New Roman" w:cs="Times New Roman"/>
-          <w:b/>
-          <w:bCs/>
-          <w:sz w:val="28"/>
-          <w:szCs w:val="28"/>
-        </w:rPr>
-        <w:t xml:space="preserve"> 3: </w:t>
-      </w:r>
-      <w:proofErr w:type="spellStart"/>
-      <w:r>
-        <w:rPr>
-          <w:rFonts w:ascii="Times New Roman" w:hAnsi="Times New Roman" w:cs="Times New Roman"/>
-          <w:b/>
-          <w:bCs/>
-          <w:sz w:val="28"/>
-          <w:szCs w:val="28"/>
-        </w:rPr>
-        <w:t>Họp</w:t>
-      </w:r>
-      <w:proofErr w:type="spellEnd"/>
-      <w:r>
-        <w:rPr>
-          <w:rFonts w:ascii="Times New Roman" w:hAnsi="Times New Roman" w:cs="Times New Roman"/>
-          <w:b/>
-          <w:bCs/>
-          <w:sz w:val="28"/>
-          <w:szCs w:val="28"/>
-        </w:rPr>
-        <w:t xml:space="preserve"> </w:t>
-      </w:r>
-      <w:proofErr w:type="spellStart"/>
-      <w:r>
-        <w:rPr>
-          <w:rFonts w:ascii="Times New Roman" w:hAnsi="Times New Roman" w:cs="Times New Roman"/>
-          <w:b/>
-          <w:bCs/>
-          <w:sz w:val="28"/>
-          <w:szCs w:val="28"/>
-        </w:rPr>
-        <w:t>trực</w:t>
-      </w:r>
-      <w:proofErr w:type="spellEnd"/>
-      <w:r>
-        <w:rPr>
-          <w:rFonts w:ascii="Times New Roman" w:hAnsi="Times New Roman" w:cs="Times New Roman"/>
-          <w:b/>
-          <w:bCs/>
-          <w:sz w:val="28"/>
-          <w:szCs w:val="28"/>
-        </w:rPr>
-        <w:t xml:space="preserve"> </w:t>
-      </w:r>
-      <w:proofErr w:type="spellStart"/>
-      <w:r>
-        <w:rPr>
-          <w:rFonts w:ascii="Times New Roman" w:hAnsi="Times New Roman" w:cs="Times New Roman"/>
-          <w:b/>
-          <w:bCs/>
-          <w:sz w:val="28"/>
-          <w:szCs w:val="28"/>
-        </w:rPr>
-        <w:t>tuyến</w:t>
-      </w:r>
-      <w:proofErr w:type="spellEnd"/>
-      <w:r>
-        <w:rPr>
-          <w:rFonts w:ascii="Times New Roman" w:hAnsi="Times New Roman" w:cs="Times New Roman"/>
-          <w:b/>
-          <w:bCs/>
-          <w:sz w:val="28"/>
-          <w:szCs w:val="28"/>
-        </w:rPr>
-        <w:t xml:space="preserve"> qua Google Meet</w:t>
-      </w:r>
-      <w:r>
-        <w:rPr>
-          <w:rFonts w:ascii="Times New Roman" w:hAnsi="Times New Roman" w:cs="Times New Roman"/>
-          <w:b/>
-          <w:bCs/>
-          <w:sz w:val="28"/>
-          <w:szCs w:val="28"/>
-        </w:rPr>
-        <w:t>.</w:t>
-      </w:r>
-    </w:p>
-    <w:p>
-      <w:pPr>
-        <w:rPr>
-          <w:rFonts w:ascii="Times New Roman" w:hAnsi="Times New Roman" w:cs="Times New Roman"/>
-          <w:sz w:val="28"/>
-          <w:szCs w:val="28"/>
-        </w:rPr>
-      </w:pPr>
-      <w:proofErr w:type="spellStart"/>
-      <w:r>
-        <w:rPr>
-          <w:rFonts w:ascii="Times New Roman" w:hAnsi="Times New Roman" w:cs="Times New Roman"/>
-          <w:b/>
-          <w:bCs/>
-          <w:sz w:val="28"/>
-          <w:szCs w:val="28"/>
-        </w:rPr>
-        <w:t>Bước</w:t>
-      </w:r>
-      <w:proofErr w:type="spellEnd"/>
-      <w:r>
-        <w:rPr>
-          <w:rFonts w:ascii="Times New Roman" w:hAnsi="Times New Roman" w:cs="Times New Roman"/>
-          <w:b/>
-          <w:bCs/>
-          <w:sz w:val="28"/>
-          <w:szCs w:val="28"/>
-        </w:rPr>
-        <w:t xml:space="preserve"> 1: </w:t>
-      </w:r>
-      <w:proofErr w:type="spellStart"/>
-      <w:r>
-        <w:rPr>
-          <w:rFonts w:ascii="Times New Roman" w:hAnsi="Times New Roman" w:cs="Times New Roman"/>
-          <w:sz w:val="28"/>
-          <w:szCs w:val="28"/>
-        </w:rPr>
-        <w:t>Truy</w:t>
-      </w:r>
-      <w:proofErr w:type="spellEnd"/>
-      <w:r>
-        <w:rPr>
-          <w:rFonts w:ascii="Times New Roman" w:hAnsi="Times New Roman" w:cs="Times New Roman"/>
-          <w:sz w:val="28"/>
-          <w:szCs w:val="28"/>
-        </w:rPr>
-        <w:t xml:space="preserve"> </w:t>
-      </w:r>
-      <w:proofErr w:type="spellStart"/>
-      <w:r>
-        <w:rPr>
-          <w:rFonts w:ascii="Times New Roman" w:hAnsi="Times New Roman" w:cs="Times New Roman"/>
-          <w:sz w:val="28"/>
-          <w:szCs w:val="28"/>
-        </w:rPr>
-        <w:t>cập</w:t>
-      </w:r>
-      <w:proofErr w:type="spellEnd"/>
-      <w:r>
-        <w:rPr>
-          <w:rFonts w:ascii="Times New Roman" w:hAnsi="Times New Roman" w:cs="Times New Roman"/>
-          <w:sz w:val="28"/>
-          <w:szCs w:val="28"/>
-        </w:rPr>
-        <w:t xml:space="preserve"> meet.google.com, </w:t>
-      </w:r>
-      <w:proofErr w:type="spellStart"/>
-      <w:r>
-        <w:rPr>
-          <w:rFonts w:ascii="Times New Roman" w:hAnsi="Times New Roman" w:cs="Times New Roman"/>
-          <w:sz w:val="28"/>
-          <w:szCs w:val="28"/>
-        </w:rPr>
-        <w:t>bấm</w:t>
-      </w:r>
-      <w:proofErr w:type="spellEnd"/>
-      <w:r>
-        <w:rPr>
-          <w:rFonts w:ascii="Times New Roman" w:hAnsi="Times New Roman" w:cs="Times New Roman"/>
-          <w:sz w:val="28"/>
-          <w:szCs w:val="28"/>
-        </w:rPr>
-        <w:t xml:space="preserve"> </w:t>
-      </w:r>
-      <w:proofErr w:type="spellStart"/>
-      <w:r>
-        <w:rPr>
-          <w:rFonts w:ascii="Times New Roman" w:hAnsi="Times New Roman" w:cs="Times New Roman"/>
-          <w:b/>
-          <w:bCs/>
-          <w:sz w:val="28"/>
-          <w:szCs w:val="28"/>
-        </w:rPr>
-        <w:t>Cuộc</w:t>
-      </w:r>
-      <w:proofErr w:type="spellEnd"/>
-      <w:r>
-        <w:rPr>
-          <w:rFonts w:ascii="Times New Roman" w:hAnsi="Times New Roman" w:cs="Times New Roman"/>
-          <w:b/>
-          <w:bCs/>
-          <w:sz w:val="28"/>
-          <w:szCs w:val="28"/>
-        </w:rPr>
-        <w:t xml:space="preserve"> </w:t>
-      </w:r>
-      <w:proofErr w:type="spellStart"/>
-      <w:r>
-        <w:rPr>
-          <w:rFonts w:ascii="Times New Roman" w:hAnsi="Times New Roman" w:cs="Times New Roman"/>
-          <w:b/>
-          <w:bCs/>
-          <w:sz w:val="28"/>
-          <w:szCs w:val="28"/>
-        </w:rPr>
-        <w:t>họp</w:t>
-      </w:r>
-      <w:proofErr w:type="spellEnd"/>
-      <w:r>
-        <w:rPr>
-          <w:rFonts w:ascii="Times New Roman" w:hAnsi="Times New Roman" w:cs="Times New Roman"/>
-          <w:b/>
-          <w:bCs/>
-          <w:sz w:val="28"/>
-          <w:szCs w:val="28"/>
-        </w:rPr>
-        <w:t xml:space="preserve"> </w:t>
-      </w:r>
-      <w:proofErr w:type="spellStart"/>
-      <w:r>
-        <w:rPr>
-          <w:rFonts w:ascii="Times New Roman" w:hAnsi="Times New Roman" w:cs="Times New Roman"/>
-          <w:b/>
-          <w:bCs/>
-          <w:sz w:val="28"/>
-          <w:szCs w:val="28"/>
-        </w:rPr>
-        <w:t>mới</w:t>
-      </w:r>
-      <w:proofErr w:type="spellEnd"/>
-      <w:r>
-        <w:rPr>
-          <w:rFonts w:ascii="Times New Roman" w:hAnsi="Times New Roman" w:cs="Times New Roman"/>
-          <w:sz w:val="28"/>
-          <w:szCs w:val="28"/>
-        </w:rPr>
-        <w:t xml:space="preserve"> </w:t>
-      </w:r>
-      <w:proofErr w:type="spellStart"/>
-      <w:r>
-        <w:rPr>
-          <w:rFonts w:ascii="Times New Roman" w:hAnsi="Times New Roman" w:cs="Times New Roman"/>
-          <w:sz w:val="28"/>
-          <w:szCs w:val="28"/>
-        </w:rPr>
-        <w:t>và</w:t>
-      </w:r>
-      <w:proofErr w:type="spellEnd"/>
-      <w:r>
-        <w:rPr>
-          <w:rFonts w:ascii="Times New Roman" w:hAnsi="Times New Roman" w:cs="Times New Roman"/>
-          <w:sz w:val="28"/>
-          <w:szCs w:val="28"/>
-        </w:rPr>
-        <w:t xml:space="preserve"> </w:t>
-      </w:r>
-      <w:proofErr w:type="spellStart"/>
-      <w:r>
-        <w:rPr>
-          <w:rFonts w:ascii="Times New Roman" w:hAnsi="Times New Roman" w:cs="Times New Roman"/>
-          <w:sz w:val="28"/>
-          <w:szCs w:val="28"/>
-        </w:rPr>
-        <w:t>nhấn</w:t>
-      </w:r>
-      <w:proofErr w:type="spellEnd"/>
-      <w:r>
-        <w:rPr>
-          <w:rFonts w:ascii="Times New Roman" w:hAnsi="Times New Roman" w:cs="Times New Roman"/>
-          <w:sz w:val="28"/>
-          <w:szCs w:val="28"/>
-        </w:rPr>
-        <w:t xml:space="preserve"> </w:t>
-      </w:r>
-      <w:proofErr w:type="spellStart"/>
-      <w:r>
-        <w:rPr>
-          <w:rFonts w:ascii="Times New Roman" w:hAnsi="Times New Roman" w:cs="Times New Roman"/>
-          <w:b/>
-          <w:bCs/>
-          <w:sz w:val="28"/>
-          <w:szCs w:val="28"/>
-        </w:rPr>
-        <w:t>Bắt</w:t>
-      </w:r>
-      <w:proofErr w:type="spellEnd"/>
-      <w:r>
-        <w:rPr>
-          <w:rFonts w:ascii="Times New Roman" w:hAnsi="Times New Roman" w:cs="Times New Roman"/>
-          <w:b/>
-          <w:bCs/>
-          <w:sz w:val="28"/>
-          <w:szCs w:val="28"/>
-        </w:rPr>
-        <w:t xml:space="preserve"> </w:t>
-      </w:r>
-      <w:proofErr w:type="spellStart"/>
-      <w:r>
-        <w:rPr>
-          <w:rFonts w:ascii="Times New Roman" w:hAnsi="Times New Roman" w:cs="Times New Roman"/>
-          <w:b/>
-          <w:bCs/>
-          <w:sz w:val="28"/>
-          <w:szCs w:val="28"/>
-        </w:rPr>
-        <w:t>đầu</w:t>
-      </w:r>
-      <w:proofErr w:type="spellEnd"/>
-      <w:r>
-        <w:rPr>
-          <w:rFonts w:ascii="Times New Roman" w:hAnsi="Times New Roman" w:cs="Times New Roman"/>
-          <w:b/>
-          <w:bCs/>
-          <w:sz w:val="28"/>
-          <w:szCs w:val="28"/>
-        </w:rPr>
-        <w:t xml:space="preserve"> </w:t>
-      </w:r>
-      <w:proofErr w:type="spellStart"/>
-      <w:r>
-        <w:rPr>
-          <w:rFonts w:ascii="Times New Roman" w:hAnsi="Times New Roman" w:cs="Times New Roman"/>
-          <w:b/>
-          <w:bCs/>
-          <w:sz w:val="28"/>
-          <w:szCs w:val="28"/>
-        </w:rPr>
-        <w:t>một</w:t>
-      </w:r>
-      <w:proofErr w:type="spellEnd"/>
-      <w:r>
-        <w:rPr>
-          <w:rFonts w:ascii="Times New Roman" w:hAnsi="Times New Roman" w:cs="Times New Roman"/>
-          <w:b/>
-          <w:bCs/>
-          <w:sz w:val="28"/>
-          <w:szCs w:val="28"/>
-        </w:rPr>
-        <w:t xml:space="preserve"> </w:t>
-      </w:r>
-      <w:proofErr w:type="spellStart"/>
-      <w:r>
-        <w:rPr>
-          <w:rFonts w:ascii="Times New Roman" w:hAnsi="Times New Roman" w:cs="Times New Roman"/>
-          <w:b/>
-          <w:bCs/>
-          <w:sz w:val="28"/>
-          <w:szCs w:val="28"/>
-        </w:rPr>
-        <w:t>cuộc</w:t>
-      </w:r>
-      <w:proofErr w:type="spellEnd"/>
-      <w:r>
-        <w:rPr>
-          <w:rFonts w:ascii="Times New Roman" w:hAnsi="Times New Roman" w:cs="Times New Roman"/>
-          <w:b/>
-          <w:bCs/>
-          <w:sz w:val="28"/>
-          <w:szCs w:val="28"/>
-        </w:rPr>
-        <w:t xml:space="preserve"> </w:t>
-      </w:r>
-      <w:proofErr w:type="spellStart"/>
-      <w:r>
-        <w:rPr>
-          <w:rFonts w:ascii="Times New Roman" w:hAnsi="Times New Roman" w:cs="Times New Roman"/>
-          <w:b/>
-          <w:bCs/>
-          <w:sz w:val="28"/>
-          <w:szCs w:val="28"/>
-        </w:rPr>
-        <w:t>họp</w:t>
-      </w:r>
-      <w:proofErr w:type="spellEnd"/>
-      <w:r>
-        <w:rPr>
-          <w:rFonts w:ascii="Times New Roman" w:hAnsi="Times New Roman" w:cs="Times New Roman"/>
-          <w:b/>
-          <w:bCs/>
-          <w:sz w:val="28"/>
-          <w:szCs w:val="28"/>
-        </w:rPr>
-        <w:t xml:space="preserve"> </w:t>
-      </w:r>
-      <w:proofErr w:type="spellStart"/>
-      <w:r>
-        <w:rPr>
-          <w:rFonts w:ascii="Times New Roman" w:hAnsi="Times New Roman" w:cs="Times New Roman"/>
-          <w:b/>
-          <w:bCs/>
-          <w:sz w:val="28"/>
-          <w:szCs w:val="28"/>
-        </w:rPr>
-        <w:t>tức</w:t>
-      </w:r>
-      <w:proofErr w:type="spellEnd"/>
-      <w:r>
-        <w:rPr>
-          <w:rFonts w:ascii="Times New Roman" w:hAnsi="Times New Roman" w:cs="Times New Roman"/>
-          <w:b/>
-          <w:bCs/>
-          <w:sz w:val="28"/>
-          <w:szCs w:val="28"/>
-        </w:rPr>
-        <w:t xml:space="preserve"> </w:t>
-      </w:r>
-      <w:proofErr w:type="spellStart"/>
-      <w:r>
-        <w:rPr>
-          <w:rFonts w:ascii="Times New Roman" w:hAnsi="Times New Roman" w:cs="Times New Roman"/>
-          <w:b/>
-          <w:bCs/>
-          <w:sz w:val="28"/>
-          <w:szCs w:val="28"/>
-        </w:rPr>
-        <w:t>thì</w:t>
-      </w:r>
-      <w:proofErr w:type="spellEnd"/>
-      <w:r>
-        <w:rPr>
-          <w:rFonts w:ascii="Times New Roman" w:hAnsi="Times New Roman" w:cs="Times New Roman"/>
-          <w:b/>
-          <w:bCs/>
-          <w:sz w:val="28"/>
-          <w:szCs w:val="28"/>
-        </w:rPr>
-        <w:t>.</w:t>
-      </w:r>
-    </w:p>
-    <w:p>
-      <w:pPr>
-        <w:rPr>
-          <w:rFonts w:ascii="Times New Roman" w:hAnsi="Times New Roman" w:cs="Times New Roman"/>
-          <w:sz w:val="28"/>
-          <w:szCs w:val="28"/>
-        </w:rPr>
-      </w:pPr>
-      <w:proofErr w:type="spellStart"/>
-      <w:r>
-        <w:rPr>
-          <w:rFonts w:ascii="Times New Roman" w:hAnsi="Times New Roman" w:cs="Times New Roman"/>
-          <w:b/>
-          <w:bCs/>
-          <w:sz w:val="28"/>
-          <w:szCs w:val="28"/>
-        </w:rPr>
-        <w:t>Bước</w:t>
-      </w:r>
-      <w:proofErr w:type="spellEnd"/>
-      <w:r>
-        <w:rPr>
-          <w:rFonts w:ascii="Times New Roman" w:hAnsi="Times New Roman" w:cs="Times New Roman"/>
-          <w:b/>
-          <w:bCs/>
-          <w:sz w:val="28"/>
-          <w:szCs w:val="28"/>
-        </w:rPr>
-        <w:t xml:space="preserve"> 2: </w:t>
-      </w:r>
-      <w:r>
-        <w:rPr>
-          <w:rFonts w:ascii="Times New Roman" w:hAnsi="Times New Roman" w:cs="Times New Roman"/>
-          <w:sz w:val="28"/>
-          <w:szCs w:val="28"/>
-        </w:rPr>
-        <w:t xml:space="preserve">Sao </w:t>
-      </w:r>
-      <w:proofErr w:type="spellStart"/>
-      <w:r>
-        <w:rPr>
-          <w:rFonts w:ascii="Times New Roman" w:hAnsi="Times New Roman" w:cs="Times New Roman"/>
-          <w:sz w:val="28"/>
-          <w:szCs w:val="28"/>
-        </w:rPr>
-        <w:t>chép</w:t>
-      </w:r>
-      <w:proofErr w:type="spellEnd"/>
-      <w:r>
-        <w:rPr>
-          <w:rFonts w:ascii="Times New Roman" w:hAnsi="Times New Roman" w:cs="Times New Roman"/>
-          <w:sz w:val="28"/>
-          <w:szCs w:val="28"/>
-        </w:rPr>
-        <w:t xml:space="preserve"> </w:t>
-      </w:r>
-      <w:proofErr w:type="spellStart"/>
-      <w:r>
-        <w:rPr>
-          <w:rFonts w:ascii="Times New Roman" w:hAnsi="Times New Roman" w:cs="Times New Roman"/>
-          <w:sz w:val="28"/>
-          <w:szCs w:val="28"/>
-        </w:rPr>
-        <w:t>mã</w:t>
-      </w:r>
-      <w:proofErr w:type="spellEnd"/>
-      <w:r>
-        <w:rPr>
-          <w:rFonts w:ascii="Times New Roman" w:hAnsi="Times New Roman" w:cs="Times New Roman"/>
-          <w:sz w:val="28"/>
-          <w:szCs w:val="28"/>
-        </w:rPr>
-        <w:t xml:space="preserve"> </w:t>
-      </w:r>
-      <w:proofErr w:type="spellStart"/>
-      <w:r>
-        <w:rPr>
-          <w:rFonts w:ascii="Times New Roman" w:hAnsi="Times New Roman" w:cs="Times New Roman"/>
-          <w:sz w:val="28"/>
-          <w:szCs w:val="28"/>
-        </w:rPr>
-        <w:t>phòng</w:t>
-      </w:r>
-      <w:proofErr w:type="spellEnd"/>
-      <w:r>
-        <w:rPr>
-          <w:rFonts w:ascii="Times New Roman" w:hAnsi="Times New Roman" w:cs="Times New Roman"/>
-          <w:sz w:val="28"/>
-          <w:szCs w:val="28"/>
-        </w:rPr>
-        <w:t xml:space="preserve"> </w:t>
-      </w:r>
-      <w:proofErr w:type="spellStart"/>
-      <w:r>
-        <w:rPr>
-          <w:rFonts w:ascii="Times New Roman" w:hAnsi="Times New Roman" w:cs="Times New Roman"/>
-          <w:sz w:val="28"/>
-          <w:szCs w:val="28"/>
-        </w:rPr>
-        <w:t>họp</w:t>
-      </w:r>
-      <w:proofErr w:type="spellEnd"/>
-      <w:r>
-        <w:rPr>
-          <w:rFonts w:ascii="Times New Roman" w:hAnsi="Times New Roman" w:cs="Times New Roman"/>
-          <w:sz w:val="28"/>
-          <w:szCs w:val="28"/>
-        </w:rPr>
-        <w:t xml:space="preserve"> </w:t>
-      </w:r>
-      <w:proofErr w:type="spellStart"/>
-      <w:r>
-        <w:rPr>
-          <w:rFonts w:ascii="Times New Roman" w:hAnsi="Times New Roman" w:cs="Times New Roman"/>
-          <w:sz w:val="28"/>
-          <w:szCs w:val="28"/>
-        </w:rPr>
-        <w:t>hoặc</w:t>
-      </w:r>
-      <w:proofErr w:type="spellEnd"/>
-      <w:r>
-        <w:rPr>
-          <w:rFonts w:ascii="Times New Roman" w:hAnsi="Times New Roman" w:cs="Times New Roman"/>
-          <w:sz w:val="28"/>
-          <w:szCs w:val="28"/>
-        </w:rPr>
-        <w:t xml:space="preserve"> </w:t>
-      </w:r>
-      <w:proofErr w:type="spellStart"/>
-      <w:r>
-        <w:rPr>
-          <w:rFonts w:ascii="Times New Roman" w:hAnsi="Times New Roman" w:cs="Times New Roman"/>
-          <w:sz w:val="28"/>
-          <w:szCs w:val="28"/>
-        </w:rPr>
-        <w:t>đường</w:t>
-      </w:r>
-      <w:proofErr w:type="spellEnd"/>
-      <w:r>
-        <w:rPr>
-          <w:rFonts w:ascii="Times New Roman" w:hAnsi="Times New Roman" w:cs="Times New Roman"/>
-          <w:sz w:val="28"/>
-          <w:szCs w:val="28"/>
-        </w:rPr>
-        <w:t xml:space="preserve"> link </w:t>
-      </w:r>
-      <w:proofErr w:type="spellStart"/>
-      <w:r>
-        <w:rPr>
-          <w:rFonts w:ascii="Times New Roman" w:hAnsi="Times New Roman" w:cs="Times New Roman"/>
-          <w:sz w:val="28"/>
-          <w:szCs w:val="28"/>
-        </w:rPr>
-        <w:t>gửi</w:t>
-      </w:r>
-      <w:proofErr w:type="spellEnd"/>
-      <w:r>
-        <w:rPr>
-          <w:rFonts w:ascii="Times New Roman" w:hAnsi="Times New Roman" w:cs="Times New Roman"/>
-          <w:sz w:val="28"/>
-          <w:szCs w:val="28"/>
-        </w:rPr>
-        <w:t xml:space="preserve"> </w:t>
-      </w:r>
-      <w:proofErr w:type="spellStart"/>
-      <w:r>
-        <w:rPr>
-          <w:rFonts w:ascii="Times New Roman" w:hAnsi="Times New Roman" w:cs="Times New Roman"/>
-          <w:sz w:val="28"/>
-          <w:szCs w:val="28"/>
-        </w:rPr>
-        <w:t>cho</w:t>
-      </w:r>
-      <w:proofErr w:type="spellEnd"/>
-      <w:r>
-        <w:rPr>
-          <w:rFonts w:ascii="Times New Roman" w:hAnsi="Times New Roman" w:cs="Times New Roman"/>
-          <w:sz w:val="28"/>
-          <w:szCs w:val="28"/>
-        </w:rPr>
-        <w:t xml:space="preserve"> </w:t>
-      </w:r>
-      <w:proofErr w:type="spellStart"/>
-      <w:r>
-        <w:rPr>
-          <w:rFonts w:ascii="Times New Roman" w:hAnsi="Times New Roman" w:cs="Times New Roman"/>
-          <w:sz w:val="28"/>
-          <w:szCs w:val="28"/>
-        </w:rPr>
-        <w:t>các</w:t>
-      </w:r>
-      <w:proofErr w:type="spellEnd"/>
-      <w:r>
-        <w:rPr>
-          <w:rFonts w:ascii="Times New Roman" w:hAnsi="Times New Roman" w:cs="Times New Roman"/>
-          <w:sz w:val="28"/>
-          <w:szCs w:val="28"/>
-        </w:rPr>
-        <w:t xml:space="preserve"> </w:t>
-      </w:r>
-      <w:proofErr w:type="spellStart"/>
-      <w:r>
-        <w:rPr>
-          <w:rFonts w:ascii="Times New Roman" w:hAnsi="Times New Roman" w:cs="Times New Roman"/>
-          <w:sz w:val="28"/>
-          <w:szCs w:val="28"/>
-        </w:rPr>
-        <w:t>thành</w:t>
-      </w:r>
-      <w:proofErr w:type="spellEnd"/>
-      <w:r>
-        <w:rPr>
-          <w:rFonts w:ascii="Times New Roman" w:hAnsi="Times New Roman" w:cs="Times New Roman"/>
-          <w:sz w:val="28"/>
-          <w:szCs w:val="28"/>
-        </w:rPr>
-        <w:t xml:space="preserve"> </w:t>
-      </w:r>
-      <w:proofErr w:type="spellStart"/>
-      <w:r>
-        <w:rPr>
-          <w:rFonts w:ascii="Times New Roman" w:hAnsi="Times New Roman" w:cs="Times New Roman"/>
-          <w:sz w:val="28"/>
-          <w:szCs w:val="28"/>
-        </w:rPr>
-        <w:t>viên</w:t>
-      </w:r>
-      <w:proofErr w:type="spellEnd"/>
-      <w:r>
-        <w:rPr>
-          <w:rFonts w:ascii="Times New Roman" w:hAnsi="Times New Roman" w:cs="Times New Roman"/>
-          <w:sz w:val="28"/>
-          <w:szCs w:val="28"/>
-        </w:rPr>
-        <w:t xml:space="preserve"> </w:t>
-      </w:r>
-      <w:proofErr w:type="spellStart"/>
-      <w:r>
-        <w:rPr>
-          <w:rFonts w:ascii="Times New Roman" w:hAnsi="Times New Roman" w:cs="Times New Roman"/>
-          <w:sz w:val="28"/>
-          <w:szCs w:val="28"/>
-        </w:rPr>
-        <w:t>tham</w:t>
-      </w:r>
-      <w:proofErr w:type="spellEnd"/>
-      <w:r>
-        <w:rPr>
-          <w:rFonts w:ascii="Times New Roman" w:hAnsi="Times New Roman" w:cs="Times New Roman"/>
-          <w:sz w:val="28"/>
-          <w:szCs w:val="28"/>
-        </w:rPr>
-        <w:t xml:space="preserve"> </w:t>
-      </w:r>
-      <w:proofErr w:type="spellStart"/>
-      <w:r>
-        <w:rPr>
-          <w:rFonts w:ascii="Times New Roman" w:hAnsi="Times New Roman" w:cs="Times New Roman"/>
-          <w:sz w:val="28"/>
-          <w:szCs w:val="28"/>
-        </w:rPr>
-        <w:t>gia</w:t>
-      </w:r>
-      <w:proofErr w:type="spellEnd"/>
-      <w:r>
-        <w:rPr>
-          <w:rFonts w:ascii="Times New Roman" w:hAnsi="Times New Roman" w:cs="Times New Roman"/>
-          <w:sz w:val="28"/>
-          <w:szCs w:val="28"/>
-        </w:rPr>
-        <w:t>.</w:t>
-      </w:r>
-    </w:p>
-    <w:p>
-      <w:pPr>
-        <w:rPr>
-          <w:rFonts w:ascii="Times New Roman" w:hAnsi="Times New Roman" w:cs="Times New Roman"/>
-          <w:sz w:val="28"/>
-          <w:szCs w:val="28"/>
-        </w:rPr>
-      </w:pPr>
-      <w:proofErr w:type="spellStart"/>
-      <w:r>
-        <w:rPr>
-          <w:rFonts w:ascii="Times New Roman" w:hAnsi="Times New Roman" w:cs="Times New Roman"/>
-          <w:b/>
-          <w:bCs/>
-          <w:sz w:val="28"/>
-          <w:szCs w:val="28"/>
-        </w:rPr>
-        <w:t>Bước</w:t>
-      </w:r>
-      <w:proofErr w:type="spellEnd"/>
-      <w:r>
-        <w:rPr>
-          <w:rFonts w:ascii="Times New Roman" w:hAnsi="Times New Roman" w:cs="Times New Roman"/>
-          <w:b/>
-          <w:bCs/>
-          <w:sz w:val="28"/>
-          <w:szCs w:val="28"/>
-        </w:rPr>
-        <w:t xml:space="preserve"> 3: </w:t>
-      </w:r>
-      <w:proofErr w:type="spellStart"/>
-      <w:r>
-        <w:rPr>
-          <w:rFonts w:ascii="Times New Roman" w:hAnsi="Times New Roman" w:cs="Times New Roman"/>
-          <w:sz w:val="28"/>
-          <w:szCs w:val="28"/>
-        </w:rPr>
-        <w:t>Duyệt</w:t>
-      </w:r>
-      <w:proofErr w:type="spellEnd"/>
-      <w:r>
-        <w:rPr>
-          <w:rFonts w:ascii="Times New Roman" w:hAnsi="Times New Roman" w:cs="Times New Roman"/>
-          <w:sz w:val="28"/>
-          <w:szCs w:val="28"/>
-        </w:rPr>
-        <w:t xml:space="preserve"> </w:t>
-      </w:r>
-      <w:proofErr w:type="spellStart"/>
-      <w:r>
-        <w:rPr>
-          <w:rFonts w:ascii="Times New Roman" w:hAnsi="Times New Roman" w:cs="Times New Roman"/>
-          <w:sz w:val="28"/>
-          <w:szCs w:val="28"/>
-        </w:rPr>
-        <w:t>thành</w:t>
-      </w:r>
-      <w:proofErr w:type="spellEnd"/>
-      <w:r>
-        <w:rPr>
-          <w:rFonts w:ascii="Times New Roman" w:hAnsi="Times New Roman" w:cs="Times New Roman"/>
-          <w:sz w:val="28"/>
-          <w:szCs w:val="28"/>
-        </w:rPr>
-        <w:t xml:space="preserve"> </w:t>
-      </w:r>
-      <w:proofErr w:type="spellStart"/>
-      <w:r>
-        <w:rPr>
-          <w:rFonts w:ascii="Times New Roman" w:hAnsi="Times New Roman" w:cs="Times New Roman"/>
-          <w:sz w:val="28"/>
-          <w:szCs w:val="28"/>
-        </w:rPr>
-        <w:t>viên</w:t>
-      </w:r>
-      <w:proofErr w:type="spellEnd"/>
-      <w:r>
-        <w:rPr>
-          <w:rFonts w:ascii="Times New Roman" w:hAnsi="Times New Roman" w:cs="Times New Roman"/>
-          <w:sz w:val="28"/>
-          <w:szCs w:val="28"/>
-        </w:rPr>
-        <w:t xml:space="preserve"> </w:t>
-      </w:r>
-      <w:proofErr w:type="spellStart"/>
-      <w:r>
-        <w:rPr>
-          <w:rFonts w:ascii="Times New Roman" w:hAnsi="Times New Roman" w:cs="Times New Roman"/>
-          <w:sz w:val="28"/>
-          <w:szCs w:val="28"/>
-        </w:rPr>
-        <w:t>vào</w:t>
-      </w:r>
-      <w:proofErr w:type="spellEnd"/>
-      <w:r>
-        <w:rPr>
-          <w:rFonts w:ascii="Times New Roman" w:hAnsi="Times New Roman" w:cs="Times New Roman"/>
-          <w:sz w:val="28"/>
-          <w:szCs w:val="28"/>
-        </w:rPr>
-        <w:t xml:space="preserve"> </w:t>
-      </w:r>
-      <w:proofErr w:type="spellStart"/>
-      <w:r>
-        <w:rPr>
-          <w:rFonts w:ascii="Times New Roman" w:hAnsi="Times New Roman" w:cs="Times New Roman"/>
-          <w:sz w:val="28"/>
-          <w:szCs w:val="28"/>
-        </w:rPr>
-        <w:t>phòng</w:t>
-      </w:r>
-      <w:proofErr w:type="spellEnd"/>
-      <w:r>
-        <w:rPr>
-          <w:rFonts w:ascii="Times New Roman" w:hAnsi="Times New Roman" w:cs="Times New Roman"/>
-          <w:sz w:val="28"/>
-          <w:szCs w:val="28"/>
-        </w:rPr>
-        <w:t xml:space="preserve">, </w:t>
-      </w:r>
-      <w:proofErr w:type="spellStart"/>
-      <w:r>
-        <w:rPr>
-          <w:rFonts w:ascii="Times New Roman" w:hAnsi="Times New Roman" w:cs="Times New Roman"/>
-          <w:sz w:val="28"/>
-          <w:szCs w:val="28"/>
-        </w:rPr>
-        <w:t>bật</w:t>
-      </w:r>
-      <w:proofErr w:type="spellEnd"/>
-      <w:r>
-        <w:rPr>
-          <w:rFonts w:ascii="Times New Roman" w:hAnsi="Times New Roman" w:cs="Times New Roman"/>
-          <w:sz w:val="28"/>
-          <w:szCs w:val="28"/>
-        </w:rPr>
-        <w:t xml:space="preserve"> microphone/camera </w:t>
-      </w:r>
-      <w:proofErr w:type="spellStart"/>
-      <w:r>
-        <w:rPr>
-          <w:rFonts w:ascii="Times New Roman" w:hAnsi="Times New Roman" w:cs="Times New Roman"/>
-          <w:sz w:val="28"/>
-          <w:szCs w:val="28"/>
-        </w:rPr>
-        <w:t>và</w:t>
-      </w:r>
-      <w:proofErr w:type="spellEnd"/>
-      <w:r>
-        <w:rPr>
-          <w:rFonts w:ascii="Times New Roman" w:hAnsi="Times New Roman" w:cs="Times New Roman"/>
-          <w:sz w:val="28"/>
-          <w:szCs w:val="28"/>
-        </w:rPr>
-        <w:t xml:space="preserve"> </w:t>
-      </w:r>
-      <w:proofErr w:type="spellStart"/>
-      <w:r>
-        <w:rPr>
-          <w:rFonts w:ascii="Times New Roman" w:hAnsi="Times New Roman" w:cs="Times New Roman"/>
-          <w:sz w:val="28"/>
-          <w:szCs w:val="28"/>
-        </w:rPr>
-        <w:t>kiểm</w:t>
-      </w:r>
-      <w:proofErr w:type="spellEnd"/>
-      <w:r>
-        <w:rPr>
-          <w:rFonts w:ascii="Times New Roman" w:hAnsi="Times New Roman" w:cs="Times New Roman"/>
-          <w:sz w:val="28"/>
-          <w:szCs w:val="28"/>
-        </w:rPr>
-        <w:t xml:space="preserve"> </w:t>
-      </w:r>
-      <w:proofErr w:type="spellStart"/>
-      <w:r>
-        <w:rPr>
-          <w:rFonts w:ascii="Times New Roman" w:hAnsi="Times New Roman" w:cs="Times New Roman"/>
-          <w:sz w:val="28"/>
-          <w:szCs w:val="28"/>
-        </w:rPr>
-        <w:t>tra</w:t>
-      </w:r>
-      <w:proofErr w:type="spellEnd"/>
-      <w:r>
-        <w:rPr>
-          <w:rFonts w:ascii="Times New Roman" w:hAnsi="Times New Roman" w:cs="Times New Roman"/>
-          <w:sz w:val="28"/>
-          <w:szCs w:val="28"/>
-        </w:rPr>
-        <w:t xml:space="preserve"> </w:t>
-      </w:r>
-      <w:proofErr w:type="spellStart"/>
-      <w:r>
-        <w:rPr>
-          <w:rFonts w:ascii="Times New Roman" w:hAnsi="Times New Roman" w:cs="Times New Roman"/>
-          <w:sz w:val="28"/>
-          <w:szCs w:val="28"/>
-        </w:rPr>
-        <w:t>tính</w:t>
-      </w:r>
-      <w:proofErr w:type="spellEnd"/>
-      <w:r>
-        <w:rPr>
-          <w:rFonts w:ascii="Times New Roman" w:hAnsi="Times New Roman" w:cs="Times New Roman"/>
-          <w:sz w:val="28"/>
-          <w:szCs w:val="28"/>
-        </w:rPr>
-        <w:t xml:space="preserve"> </w:t>
-      </w:r>
-      <w:proofErr w:type="spellStart"/>
-      <w:r>
-        <w:rPr>
-          <w:rFonts w:ascii="Times New Roman" w:hAnsi="Times New Roman" w:cs="Times New Roman"/>
-          <w:sz w:val="28"/>
-          <w:szCs w:val="28"/>
-        </w:rPr>
-        <w:t>năng</w:t>
-      </w:r>
-      <w:proofErr w:type="spellEnd"/>
-      <w:r>
-        <w:rPr>
-          <w:rFonts w:ascii="Times New Roman" w:hAnsi="Times New Roman" w:cs="Times New Roman"/>
-          <w:sz w:val="28"/>
-          <w:szCs w:val="28"/>
-        </w:rPr>
-        <w:t xml:space="preserve"> chia </w:t>
-      </w:r>
-      <w:proofErr w:type="spellStart"/>
-      <w:r>
-        <w:rPr>
-          <w:rFonts w:ascii="Times New Roman" w:hAnsi="Times New Roman" w:cs="Times New Roman"/>
-          <w:sz w:val="28"/>
-          <w:szCs w:val="28"/>
-        </w:rPr>
-        <w:t>sẻ</w:t>
-      </w:r>
-      <w:proofErr w:type="spellEnd"/>
-      <w:r>
-        <w:rPr>
-          <w:rFonts w:ascii="Times New Roman" w:hAnsi="Times New Roman" w:cs="Times New Roman"/>
-          <w:sz w:val="28"/>
-          <w:szCs w:val="28"/>
-        </w:rPr>
-        <w:t xml:space="preserve"> </w:t>
-      </w:r>
-      <w:proofErr w:type="spellStart"/>
-      <w:r>
-        <w:rPr>
-          <w:rFonts w:ascii="Times New Roman" w:hAnsi="Times New Roman" w:cs="Times New Roman"/>
-          <w:sz w:val="28"/>
-          <w:szCs w:val="28"/>
-        </w:rPr>
-        <w:t>màn</w:t>
-      </w:r>
-      <w:proofErr w:type="spellEnd"/>
-      <w:r>
-        <w:rPr>
-          <w:rFonts w:ascii="Times New Roman" w:hAnsi="Times New Roman" w:cs="Times New Roman"/>
-          <w:sz w:val="28"/>
-          <w:szCs w:val="28"/>
-        </w:rPr>
-        <w:t xml:space="preserve"> </w:t>
-      </w:r>
-      <w:proofErr w:type="spellStart"/>
-      <w:r>
-        <w:rPr>
-          <w:rFonts w:ascii="Times New Roman" w:hAnsi="Times New Roman" w:cs="Times New Roman"/>
-          <w:sz w:val="28"/>
-          <w:szCs w:val="28"/>
-        </w:rPr>
-        <w:t>hình</w:t>
-      </w:r>
-      <w:proofErr w:type="spellEnd"/>
-      <w:r>
-        <w:rPr>
-          <w:rFonts w:ascii="Times New Roman" w:hAnsi="Times New Roman" w:cs="Times New Roman"/>
-          <w:sz w:val="28"/>
-          <w:szCs w:val="28"/>
-        </w:rPr>
-        <w:t>.</w:t>
-      </w:r>
-    </w:p>
-    <w:p>
-      <w:pPr>
-        <w:rPr>
-          <w:rFonts w:ascii="Times New Roman" w:hAnsi="Times New Roman" w:cs="Times New Roman"/>
-          <w:sz w:val="28"/>
-          <w:szCs w:val="28"/>
-        </w:rPr>
-      </w:pPr>
-      <w:r>
-        <w:rPr>
-          <w:noProof/>
-        </w:rPr>
-        <w:lastRenderedPageBreak/>
-        <w:drawing>
-          <wp:inline distT="0" distB="0" distL="0" distR="0" wp14:anchorId="12021EDF" wp14:editId="766706F5">
-            <wp:extent cx="5943600" cy="3343275"/>
-            <wp:effectExtent l="0" t="0" r="0" b="9525"/>
-            <wp:docPr id="1082727551" name="Picture 10"/>
-            <wp:cNvGraphicFramePr>
-              <a:graphicFrameLocks xmlns:a="http://schemas.openxmlformats.org/drawingml/2006/main" noChangeAspect="1"/>
-            </wp:cNvGraphicFramePr>
-            <a:graphic xmlns:a="http://schemas.openxmlformats.org/drawingml/2006/main">
-              <a:graphicData uri="http://schemas.openxmlformats.org/drawingml/2006/picture">
-                <pic:pic xmlns:pic="http://schemas.openxmlformats.org/drawingml/2006/picture">
-                  <pic:nvPicPr>
-                    <pic:cNvPr id="0" name="Picture 19"/>
-                    <pic:cNvPicPr>
-                      <a:picLocks noChangeAspect="1" noChangeArrowheads="1"/>
-                    </pic:cNvPicPr>
-                  </pic:nvPicPr>
-                  <pic:blipFill>
-                    <a:blip r:embed="rId25" cstate="print">
-                      <a:extLst>
-                        <a:ext uri="{28A0092B-C50C-407E-A947-70E740481C1C}">
-                          <a14:useLocalDpi xmlns:a14="http://schemas.microsoft.com/office/drawing/2010/main" val="0"/>
-                        </a:ext>
-                      </a:extLst>
-                    </a:blip>
-                    <a:srcRect/>
-                    <a:stretch>
-                      <a:fillRect/>
-                    </a:stretch>
-                  </pic:blipFill>
-                  <pic:spPr bwMode="auto">
-                    <a:xfrm>
-                      <a:off x="0" y="0"/>
-                      <a:ext cx="5943600" cy="3343275"/>
-                    </a:xfrm>
-                    <a:prstGeom prst="rect">
-                      <a:avLst/>
-                    </a:prstGeom>
-                    <a:noFill/>
-                    <a:ln>
-                      <a:noFill/>
-                    </a:ln>
-                  </pic:spPr>
-                </pic:pic>
-              </a:graphicData>
-            </a:graphic>
-          </wp:inline>
-        </w:drawing>
-      </w:r>
-    </w:p>
-    <w:p>
-      <w:pPr>
-        <w:rPr>
-          <w:rFonts w:ascii="Times New Roman" w:hAnsi="Times New Roman" w:cs="Times New Roman"/>
-          <w:b/>
-          <w:bCs/>
-          <w:sz w:val="28"/>
-          <w:szCs w:val="28"/>
-        </w:rPr>
-      </w:pPr>
-    </w:p>
-    <w:p>
-      <w:pPr>
-        <w:rPr>
-          <w:rFonts w:ascii="Times New Roman" w:hAnsi="Times New Roman" w:cs="Times New Roman"/>
-          <w:sz w:val="28"/>
-          <w:szCs w:val="28"/>
-        </w:rPr>
-      </w:pPr>
-    </w:p>
-    <w:p>
-      <w:pPr>
-        <w:rPr>
-          <w:rFonts w:ascii="Times New Roman" w:hAnsi="Times New Roman" w:cs="Times New Roman"/>
-          <w:sz w:val="28"/>
-          <w:szCs w:val="28"/>
-        </w:rPr>
-      </w:pPr>
-    </w:p>
-    <w:p>
-      <w:pPr>
-        <w:rPr>
-          <w:rFonts w:ascii="Times New Roman" w:hAnsi="Times New Roman" w:cs="Times New Roman"/>
-          <w:sz w:val="28"/>
-          <w:szCs w:val="28"/>
-        </w:rPr>
-      </w:pPr>
-    </w:p>
-    <w:p/>
     <w:p>
       <w:pPr>
         <w:spacing w:after="60"/>
@@ -39433,7 +39407,6 @@
               <w:rPr>
                 <w:rFonts w:ascii="Times New Roman" w:hAnsi="Times New Roman" w:cs="Times New Roman"/>
               </w:rPr>
-              <w:lastRenderedPageBreak/>
               <w:t>Các loại địa chỉ IPv6</w:t>
             </w:r>
           </w:p>
@@ -40485,6 +40458,7 @@
               <w:rPr>
                 <w:rFonts w:ascii="Times New Roman" w:hAnsi="Times New Roman" w:cs="Times New Roman"/>
               </w:rPr>
+              <w:lastRenderedPageBreak/>
               <w:t>Router</w:t>
             </w:r>
           </w:p>
@@ -42407,7 +42381,7 @@
               </w:rPr>
               <w:t xml:space="preserve"> </w:t>
             </w:r>
-            <w:hyperlink r:id="rId26" w:history="1">
+            <w:hyperlink r:id="rId25" w:history="1">
               <w:r>
                 <w:rPr>
                   <w:rStyle w:val="Hyperlink"/>
@@ -42496,7 +42470,7 @@
               <w:t>www.twitter.com](</w:t>
             </w:r>
             <w:proofErr w:type="gramEnd"/>
-            <w:hyperlink r:id="rId27" w:history="1">
+            <w:hyperlink r:id="rId26" w:history="1">
               <w:r>
                 <w:rPr>
                   <w:rStyle w:val="Hyperlink"/>
@@ -43388,6 +43362,7 @@
   <w:style w:type="character" w:default="1" w:styleId="DefaultParagraphFont">
     <w:name w:val="Default Paragraph Font"/>
     <w:uiPriority w:val="1"/>
+    <w:semiHidden/>
     <w:unhideWhenUsed/>
   </w:style>
   <w:style w:type="table" w:default="1" w:styleId="TableNormal">
